--- a/ПЗ_безопасный_маршрут.docx
+++ b/ПЗ_безопасный_маршрут.docx
@@ -2055,21 +2055,11 @@
       <w:r>
         <w:t xml:space="preserve">Таблица </w:t>
       </w:r>
-      <w:r>
-        <w:fldChar w:fldCharType="begin"/>
-      </w:r>
-      <w:r>
-        <w:instrText xml:space="preserve"> SEQ Таблица \* ARABIC </w:instrText>
-      </w:r>
-      <w:r>
-        <w:fldChar w:fldCharType="separate"/>
-      </w:r>
-      <w:r>
-        <w:t>1</w:t>
-      </w:r>
-      <w:r>
-        <w:fldChar w:fldCharType="end"/>
-      </w:r>
+      <w:fldSimple w:instr=" SEQ Таблица \* ARABIC ">
+        <w:r>
+          <w:t>1</w:t>
+        </w:r>
+      </w:fldSimple>
       <w:bookmarkEnd w:id="3"/>
       <w:r>
         <w:t>. Распределение ролей в команде.</w:t>
@@ -3052,7 +3042,7 @@
                     </wp:inline>
                   </w:drawing>
                 </mc:Choice>
-                <mc:Fallback xmlns:cx1="http://schemas.microsoft.com/office/drawing/2015/9/8/chartex" xmlns:cx2="http://schemas.microsoft.com/office/drawing/2015/10/21/chartex" xmlns:cx3="http://schemas.microsoft.com/office/drawing/2016/5/9/chartex" xmlns:cx4="http://schemas.microsoft.com/office/drawing/2016/5/10/chartex" xmlns:cx5="http://schemas.microsoft.com/office/drawing/2016/5/11/chartex" xmlns:cx6="http://schemas.microsoft.com/office/drawing/2016/5/12/chartex" xmlns:cx7="http://schemas.microsoft.com/office/drawing/2016/5/13/chartex" xmlns:cx8="http://schemas.microsoft.com/office/drawing/2016/5/14/chartex" xmlns:aink="http://schemas.microsoft.com/office/drawing/2016/ink" xmlns:am3d="http://schemas.microsoft.com/office/drawing/2017/model3d" xmlns:oel="http://schemas.microsoft.com/office/2019/extlst" xmlns:w16cex="http://schemas.microsoft.com/office/word/2018/wordml/cex" xmlns:w16cid="http://schemas.microsoft.com/office/word/2016/wordml/cid" xmlns:w16="http://schemas.microsoft.com/office/word/2018/wordml" xmlns:w16sdtdh="http://schemas.microsoft.com/office/word/2020/wordml/sdtdatahash">
+                <mc:Fallback xmlns:w16sdtdh="http://schemas.microsoft.com/office/word/2020/wordml/sdtdatahash" xmlns:w16="http://schemas.microsoft.com/office/word/2018/wordml" xmlns:w16cid="http://schemas.microsoft.com/office/word/2016/wordml/cid" xmlns:w16cex="http://schemas.microsoft.com/office/word/2018/wordml/cex" xmlns:oel="http://schemas.microsoft.com/office/2019/extlst" xmlns:am3d="http://schemas.microsoft.com/office/drawing/2017/model3d" xmlns:aink="http://schemas.microsoft.com/office/drawing/2016/ink" xmlns:cx8="http://schemas.microsoft.com/office/drawing/2016/5/14/chartex" xmlns:cx7="http://schemas.microsoft.com/office/drawing/2016/5/13/chartex" xmlns:cx6="http://schemas.microsoft.com/office/drawing/2016/5/12/chartex" xmlns:cx5="http://schemas.microsoft.com/office/drawing/2016/5/11/chartex" xmlns:cx4="http://schemas.microsoft.com/office/drawing/2016/5/10/chartex" xmlns:cx3="http://schemas.microsoft.com/office/drawing/2016/5/9/chartex" xmlns:cx2="http://schemas.microsoft.com/office/drawing/2015/10/21/chartex" xmlns:cx1="http://schemas.microsoft.com/office/drawing/2015/9/8/chartex">
                   <w:pict>
                     <v:rect w14:anchorId="120843D3" id="Прямоугольник 5" o:spid="_x0000_s1026" alt="Мотор постоянного тока с редуктором 1:48. Обзор, применение,  характеристики. I Блог 3DIY shop" style="width:24pt;height:24pt;visibility:visible;mso-wrap-style:square;mso-left-percent:-10001;mso-top-percent:-10001;mso-position-horizontal:absolute;mso-position-horizontal-relative:char;mso-position-vertical:absolute;mso-position-vertical-relative:line;mso-left-percent:-10001;mso-top-percent:-10001;v-text-anchor:top" o:gfxdata="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" filled="f" stroked="f">
                       <o:lock v:ext="edit" aspectratio="t"/>
@@ -3350,9 +3340,9 @@
                 <w:lang w:eastAsia="ru-RU"/>
               </w:rPr>
               <w:drawing>
-                <wp:inline distT="0" distB="0" distL="0" distR="0" wp14:anchorId="3A029A48" wp14:editId="7156C26D">
-                  <wp:extent cx="1897380" cy="1897380"/>
-                  <wp:effectExtent l="0" t="0" r="7620" b="7620"/>
+                <wp:inline distT="0" distB="0" distL="0" distR="0" wp14:anchorId="3A029A48" wp14:editId="7A89E593">
+                  <wp:extent cx="1417320" cy="1417320"/>
+                  <wp:effectExtent l="0" t="0" r="0" b="0"/>
                   <wp:docPr id="25" name="Рисунок 25" descr="Купить Портативный аккумулятор FinePower Jacked I черный в интернет  магазине CALLS Донецк. Характеристики, цена Портативный аккумулятор FinePower  Jacked I черный | 5094744"/>
                   <wp:cNvGraphicFramePr>
                     <a:graphicFrameLocks xmlns:a="http://schemas.openxmlformats.org/drawingml/2006/main" noChangeAspect="1"/>
@@ -3382,7 +3372,7 @@
                         <pic:spPr bwMode="auto">
                           <a:xfrm>
                             <a:off x="0" y="0"/>
-                            <a:ext cx="1897380" cy="1897380"/>
+                            <a:ext cx="1417320" cy="1417320"/>
                           </a:xfrm>
                           <a:prstGeom prst="rect">
                             <a:avLst/>
@@ -3457,8 +3447,8 @@
                 <w:lang w:eastAsia="ru-RU"/>
               </w:rPr>
               <w:drawing>
-                <wp:inline distT="0" distB="0" distL="0" distR="0" wp14:anchorId="224C0C34" wp14:editId="5CA28348">
-                  <wp:extent cx="1874520" cy="1874520"/>
+                <wp:inline distT="0" distB="0" distL="0" distR="0" wp14:anchorId="224C0C34" wp14:editId="236B0AF7">
+                  <wp:extent cx="1447800" cy="1447800"/>
                   <wp:effectExtent l="0" t="0" r="0" b="0"/>
                   <wp:docPr id="22" name="Рисунок 22" descr="MX1508 - двухканальный драйвер двигателя"/>
                   <wp:cNvGraphicFramePr>
@@ -3489,7 +3479,7 @@
                         <pic:spPr bwMode="auto">
                           <a:xfrm>
                             <a:off x="0" y="0"/>
-                            <a:ext cx="1874520" cy="1874520"/>
+                            <a:ext cx="1447800" cy="1447800"/>
                           </a:xfrm>
                           <a:prstGeom prst="rect">
                             <a:avLst/>
@@ -3588,9 +3578,9 @@
                 <w:lang w:eastAsia="ru-RU"/>
               </w:rPr>
               <w:drawing>
-                <wp:inline distT="0" distB="0" distL="0" distR="0" wp14:anchorId="756A7EEA" wp14:editId="1D16DD8A">
-                  <wp:extent cx="2178661" cy="1633124"/>
-                  <wp:effectExtent l="0" t="0" r="0" b="5715"/>
+                <wp:inline distT="0" distB="0" distL="0" distR="0" wp14:anchorId="756A7EEA" wp14:editId="70823E27">
+                  <wp:extent cx="1584960" cy="1188086"/>
+                  <wp:effectExtent l="0" t="0" r="0" b="0"/>
                   <wp:docPr id="23" name="Рисунок 23" descr="Внешний аккумулятор «Брадуэлл», 2200 mAh, синий/белый"/>
                   <wp:cNvGraphicFramePr>
                     <a:graphicFrameLocks xmlns:a="http://schemas.openxmlformats.org/drawingml/2006/main" noChangeAspect="1"/>
@@ -3620,7 +3610,7 @@
                         <pic:spPr bwMode="auto">
                           <a:xfrm>
                             <a:off x="0" y="0"/>
-                            <a:ext cx="2189841" cy="1641505"/>
+                            <a:ext cx="1601618" cy="1200573"/>
                           </a:xfrm>
                           <a:prstGeom prst="rect">
                             <a:avLst/>
@@ -3855,7 +3845,6 @@
             </w:pPr>
             <w:proofErr w:type="spellStart"/>
             <w:r>
-              <w:lastRenderedPageBreak/>
               <w:t>ArduinoIDE</w:t>
             </w:r>
             <w:proofErr w:type="spellEnd"/>
@@ -6349,9 +6338,6 @@
         <w:t>Основное испытание</w:t>
       </w:r>
       <w:r>
-        <w:rPr>
-          <w:lang w:val="en-US"/>
-        </w:rPr>
         <w:t>:</w:t>
       </w:r>
     </w:p>
@@ -6383,9 +6369,6 @@
         <w:t>Дополнительное испытание</w:t>
       </w:r>
       <w:r>
-        <w:rPr>
-          <w:lang w:val="en-US"/>
-        </w:rPr>
         <w:t>:</w:t>
       </w:r>
     </w:p>
@@ -6758,75 +6741,56 @@
         </w:rPr>
         <w:t xml:space="preserve">: </w:t>
       </w:r>
-      <w:bookmarkStart w:id="16" w:name="_GoBack"/>
-      <w:bookmarkEnd w:id="16"/>
-      <w:r>
-        <w:fldChar w:fldCharType="begin"/>
-      </w:r>
-      <w:r>
-        <w:instrText xml:space="preserve"> HYPERLINK "https://market.yandex.ru/product--prostoi-i-poniatnyi-samouchitel-word-i-excel-3-e-izdanie/1777110562?sku=101852952786&amp;uniqueId=897618&amp;do-waremd5=fKBQ8KGIIxMkEn8F920gmg"</w:instrText>
-      </w:r>
-      <w:r>
-        <w:instrText xml:space="preserve"> </w:instrText>
-      </w:r>
-      <w:r>
-        <w:fldChar w:fldCharType="separate"/>
-      </w:r>
-      <w:r>
-        <w:rPr>
-          <w:rStyle w:val="a9"/>
-          <w:color w:val="000000" w:themeColor="text1"/>
-        </w:rPr>
-        <w:t xml:space="preserve">Леонов В. Простой и понятный самоучитель </w:t>
-      </w:r>
-      <w:proofErr w:type="spellStart"/>
-      <w:r>
-        <w:rPr>
-          <w:rStyle w:val="a9"/>
-          <w:color w:val="000000" w:themeColor="text1"/>
-        </w:rPr>
-        <w:t>Word</w:t>
-      </w:r>
-      <w:proofErr w:type="spellEnd"/>
-      <w:r>
-        <w:rPr>
-          <w:rStyle w:val="a9"/>
-          <w:color w:val="000000" w:themeColor="text1"/>
-        </w:rPr>
-        <w:t xml:space="preserve"> и </w:t>
-      </w:r>
-      <w:proofErr w:type="spellStart"/>
-      <w:r>
-        <w:rPr>
-          <w:rStyle w:val="a9"/>
-          <w:color w:val="000000" w:themeColor="text1"/>
-        </w:rPr>
-        <w:t>Excel</w:t>
-      </w:r>
-      <w:proofErr w:type="spellEnd"/>
-      <w:r>
-        <w:rPr>
-          <w:rStyle w:val="a9"/>
-          <w:color w:val="000000" w:themeColor="text1"/>
-        </w:rPr>
-        <w:t xml:space="preserve">. 3-е издание — купить в интернет-магазине ЭКСМО на Яндекс </w:t>
-      </w:r>
-      <w:proofErr w:type="spellStart"/>
-      <w:r>
-        <w:rPr>
-          <w:rStyle w:val="a9"/>
-          <w:color w:val="000000" w:themeColor="text1"/>
-        </w:rPr>
-        <w:t>Маркете</w:t>
-      </w:r>
-      <w:proofErr w:type="spellEnd"/>
-      <w:r>
-        <w:rPr>
-          <w:rStyle w:val="a9"/>
-          <w:color w:val="000000" w:themeColor="text1"/>
-        </w:rPr>
-        <w:fldChar w:fldCharType="end"/>
-      </w:r>
+      <w:hyperlink r:id="rId39" w:history="1">
+        <w:r>
+          <w:rPr>
+            <w:rStyle w:val="a9"/>
+            <w:color w:val="000000" w:themeColor="text1"/>
+          </w:rPr>
+          <w:t xml:space="preserve">Леонов В. Простой и понятный самоучитель </w:t>
+        </w:r>
+        <w:proofErr w:type="spellStart"/>
+        <w:r>
+          <w:rPr>
+            <w:rStyle w:val="a9"/>
+            <w:color w:val="000000" w:themeColor="text1"/>
+          </w:rPr>
+          <w:t>Word</w:t>
+        </w:r>
+        <w:proofErr w:type="spellEnd"/>
+        <w:r>
+          <w:rPr>
+            <w:rStyle w:val="a9"/>
+            <w:color w:val="000000" w:themeColor="text1"/>
+          </w:rPr>
+          <w:t xml:space="preserve"> и </w:t>
+        </w:r>
+        <w:proofErr w:type="spellStart"/>
+        <w:r>
+          <w:rPr>
+            <w:rStyle w:val="a9"/>
+            <w:color w:val="000000" w:themeColor="text1"/>
+          </w:rPr>
+          <w:t>Excel</w:t>
+        </w:r>
+        <w:proofErr w:type="spellEnd"/>
+        <w:r>
+          <w:rPr>
+            <w:rStyle w:val="a9"/>
+            <w:color w:val="000000" w:themeColor="text1"/>
+          </w:rPr>
+          <w:t xml:space="preserve">. 3-е издание — купить в интернет-магазине ЭКСМО на Яндекс </w:t>
+        </w:r>
+        <w:proofErr w:type="spellStart"/>
+        <w:r>
+          <w:rPr>
+            <w:rStyle w:val="a9"/>
+            <w:color w:val="000000" w:themeColor="text1"/>
+          </w:rPr>
+          <w:t>Маркете</w:t>
+        </w:r>
+        <w:proofErr w:type="spellEnd"/>
+      </w:hyperlink>
     </w:p>
     <w:p>
       <w:pPr>
@@ -6873,7 +6837,7 @@
         </w:rPr>
         <w:t>:</w:t>
       </w:r>
-      <w:hyperlink r:id="rId39" w:history="1">
+      <w:hyperlink r:id="rId40" w:history="1">
         <w:r>
           <w:rPr>
             <w:rStyle w:val="a9"/>
@@ -7031,7 +6995,7 @@
       <w:r>
         <w:t xml:space="preserve">ARDUINO: от азов программирования до создания практических устройств </w:t>
       </w:r>
-      <w:hyperlink r:id="rId40" w:history="1">
+      <w:hyperlink r:id="rId41" w:history="1">
         <w:r>
           <w:rPr>
             <w:rStyle w:val="a9"/>
@@ -7061,20 +7025,21 @@
           <w:numId w:val="0"/>
         </w:numPr>
         <w:ind w:left="567"/>
-      </w:pPr>
-      <w:bookmarkStart w:id="17" w:name="_Приложение_А"/>
-      <w:bookmarkStart w:id="18" w:name="_Toc37554"/>
-      <w:bookmarkStart w:id="19" w:name="_Toc221539204"/>
-      <w:bookmarkEnd w:id="17"/>
+        <w:jc w:val="center"/>
+      </w:pPr>
+      <w:bookmarkStart w:id="16" w:name="_Приложение_А"/>
+      <w:bookmarkStart w:id="17" w:name="_Toc37554"/>
+      <w:bookmarkStart w:id="18" w:name="_Toc221539204"/>
+      <w:bookmarkEnd w:id="16"/>
       <w:r>
         <w:lastRenderedPageBreak/>
         <w:t>Приложение</w:t>
       </w:r>
+      <w:bookmarkEnd w:id="17"/>
+      <w:r>
+        <w:t xml:space="preserve"> А</w:t>
+      </w:r>
       <w:bookmarkEnd w:id="18"/>
-      <w:r>
-        <w:t xml:space="preserve"> А</w:t>
-      </w:r>
-      <w:bookmarkEnd w:id="19"/>
     </w:p>
     <w:p>
       <w:pPr>
@@ -7109,7 +7074,7 @@
                     <pic:cNvPicPr/>
                   </pic:nvPicPr>
                   <pic:blipFill>
-                    <a:blip r:embed="rId41">
+                    <a:blip r:embed="rId42">
                       <a:extLst>
                         <a:ext uri="{28A0092B-C50C-407E-A947-70E740481C1C}">
                           <a14:useLocalDpi xmlns:a14="http://schemas.microsoft.com/office/drawing/2010/main" val="0"/>
@@ -7221,7 +7186,7 @@
                     <pic:cNvPicPr/>
                   </pic:nvPicPr>
                   <pic:blipFill>
-                    <a:blip r:embed="rId42">
+                    <a:blip r:embed="rId43">
                       <a:extLst>
                         <a:ext uri="{28A0092B-C50C-407E-A947-70E740481C1C}">
                           <a14:useLocalDpi xmlns:a14="http://schemas.microsoft.com/office/drawing/2010/main" val="0"/>
@@ -7322,27 +7287,30 @@
           <w:numId w:val="0"/>
         </w:numPr>
         <w:ind w:left="567"/>
-      </w:pPr>
+        <w:jc w:val="center"/>
+      </w:pPr>
+      <w:bookmarkStart w:id="19" w:name="_Toc221539205"/>
       <w:bookmarkStart w:id="20" w:name="_Ниже_представлены_фотографии"/>
       <w:bookmarkStart w:id="21" w:name="_Приложение_Б"/>
       <w:bookmarkEnd w:id="20"/>
       <w:bookmarkEnd w:id="21"/>
       <w:r>
         <w:lastRenderedPageBreak/>
-        <w:t xml:space="preserve"> </w:t>
-      </w:r>
-      <w:bookmarkStart w:id="22" w:name="_Toc221539205"/>
-      <w:r>
         <w:t>Приложение Б</w:t>
       </w:r>
+      <w:bookmarkEnd w:id="19"/>
+    </w:p>
+    <w:p>
+      <w:pPr>
+        <w:pStyle w:val="afd"/>
+      </w:pPr>
+      <w:r>
+        <w:t>Ниже представлены фотографии разраб</w:t>
+      </w:r>
+      <w:bookmarkStart w:id="22" w:name="_GoBack"/>
       <w:bookmarkEnd w:id="22"/>
-    </w:p>
-    <w:p>
-      <w:pPr>
-        <w:pStyle w:val="afd"/>
-      </w:pPr>
-      <w:r>
-        <w:t>Ниже представлены фотографии разработанного устройства</w:t>
+      <w:r>
+        <w:t>отанного устройства</w:t>
       </w:r>
     </w:p>
     <w:p>
@@ -7370,7 +7338,7 @@
                     <pic:cNvPicPr/>
                   </pic:nvPicPr>
                   <pic:blipFill>
-                    <a:blip r:embed="rId43" cstate="print">
+                    <a:blip r:embed="rId44" cstate="print">
                       <a:extLst>
                         <a:ext uri="{28A0092B-C50C-407E-A947-70E740481C1C}">
                           <a14:useLocalDpi xmlns:a14="http://schemas.microsoft.com/office/drawing/2010/main" val="0"/>
@@ -7488,7 +7456,7 @@
                     <pic:cNvPicPr/>
                   </pic:nvPicPr>
                   <pic:blipFill>
-                    <a:blip r:embed="rId44" cstate="print">
+                    <a:blip r:embed="rId45" cstate="print">
                       <a:extLst>
                         <a:ext uri="{28A0092B-C50C-407E-A947-70E740481C1C}">
                           <a14:useLocalDpi xmlns:a14="http://schemas.microsoft.com/office/drawing/2010/main" val="0"/>
@@ -7575,10 +7543,10 @@
       </w:r>
     </w:p>
     <w:sectPr>
-      <w:headerReference w:type="default" r:id="rId45"/>
-      <w:footerReference w:type="even" r:id="rId46"/>
-      <w:footerReference w:type="default" r:id="rId47"/>
-      <w:headerReference w:type="first" r:id="rId48"/>
+      <w:headerReference w:type="default" r:id="rId46"/>
+      <w:footerReference w:type="even" r:id="rId47"/>
+      <w:footerReference w:type="default" r:id="rId48"/>
+      <w:headerReference w:type="first" r:id="rId49"/>
       <w:pgSz w:w="11906" w:h="16838"/>
       <w:pgMar w:top="1134" w:right="850" w:bottom="1134" w:left="1701" w:header="708" w:footer="708" w:gutter="0"/>
       <w:pgNumType w:start="1"/>
@@ -9698,7 +9666,7 @@
 </file>
 
 <file path=customXml/itemProps1.xml><?xml version="1.0" encoding="utf-8"?>
-<ds:datastoreItem xmlns:ds="http://schemas.openxmlformats.org/officeDocument/2006/customXml" ds:itemID="{3330CE77-227A-47E1-A485-B86CE520A2F3}">
+<ds:datastoreItem xmlns:ds="http://schemas.openxmlformats.org/officeDocument/2006/customXml" ds:itemID="{F964988A-BED1-4DB8-A1BF-E1F7394CBE2A}">
   <ds:schemaRefs>
     <ds:schemaRef ds:uri="http://schemas.openxmlformats.org/officeDocument/2006/bibliography"/>
   </ds:schemaRefs>

--- a/ПЗ_безопасный_маршрут.docx
+++ b/ПЗ_безопасный_маршрут.docx
@@ -2055,11 +2055,21 @@
       <w:r>
         <w:t xml:space="preserve">Таблица </w:t>
       </w:r>
-      <w:fldSimple w:instr=" SEQ Таблица \* ARABIC ">
-        <w:r>
-          <w:t>1</w:t>
-        </w:r>
-      </w:fldSimple>
+      <w:r>
+        <w:fldChar w:fldCharType="begin"/>
+      </w:r>
+      <w:r>
+        <w:instrText xml:space="preserve"> SEQ Таблица \* ARABIC </w:instrText>
+      </w:r>
+      <w:r>
+        <w:fldChar w:fldCharType="separate"/>
+      </w:r>
+      <w:r>
+        <w:t>1</w:t>
+      </w:r>
+      <w:r>
+        <w:fldChar w:fldCharType="end"/>
+      </w:r>
       <w:bookmarkEnd w:id="3"/>
       <w:r>
         <w:t>. Распределение ролей в команде.</w:t>
@@ -3042,7 +3052,7 @@
                     </wp:inline>
                   </w:drawing>
                 </mc:Choice>
-                <mc:Fallback xmlns:w16sdtdh="http://schemas.microsoft.com/office/word/2020/wordml/sdtdatahash" xmlns:w16="http://schemas.microsoft.com/office/word/2018/wordml" xmlns:w16cid="http://schemas.microsoft.com/office/word/2016/wordml/cid" xmlns:w16cex="http://schemas.microsoft.com/office/word/2018/wordml/cex" xmlns:oel="http://schemas.microsoft.com/office/2019/extlst" xmlns:am3d="http://schemas.microsoft.com/office/drawing/2017/model3d" xmlns:aink="http://schemas.microsoft.com/office/drawing/2016/ink" xmlns:cx8="http://schemas.microsoft.com/office/drawing/2016/5/14/chartex" xmlns:cx7="http://schemas.microsoft.com/office/drawing/2016/5/13/chartex" xmlns:cx6="http://schemas.microsoft.com/office/drawing/2016/5/12/chartex" xmlns:cx5="http://schemas.microsoft.com/office/drawing/2016/5/11/chartex" xmlns:cx4="http://schemas.microsoft.com/office/drawing/2016/5/10/chartex" xmlns:cx3="http://schemas.microsoft.com/office/drawing/2016/5/9/chartex" xmlns:cx2="http://schemas.microsoft.com/office/drawing/2015/10/21/chartex" xmlns:cx1="http://schemas.microsoft.com/office/drawing/2015/9/8/chartex">
+                <mc:Fallback xmlns:cx1="http://schemas.microsoft.com/office/drawing/2015/9/8/chartex" xmlns:cx2="http://schemas.microsoft.com/office/drawing/2015/10/21/chartex" xmlns:cx3="http://schemas.microsoft.com/office/drawing/2016/5/9/chartex" xmlns:cx4="http://schemas.microsoft.com/office/drawing/2016/5/10/chartex" xmlns:cx5="http://schemas.microsoft.com/office/drawing/2016/5/11/chartex" xmlns:cx6="http://schemas.microsoft.com/office/drawing/2016/5/12/chartex" xmlns:cx7="http://schemas.microsoft.com/office/drawing/2016/5/13/chartex" xmlns:cx8="http://schemas.microsoft.com/office/drawing/2016/5/14/chartex" xmlns:aink="http://schemas.microsoft.com/office/drawing/2016/ink" xmlns:am3d="http://schemas.microsoft.com/office/drawing/2017/model3d" xmlns:oel="http://schemas.microsoft.com/office/2019/extlst" xmlns:w16cex="http://schemas.microsoft.com/office/word/2018/wordml/cex" xmlns:w16cid="http://schemas.microsoft.com/office/word/2016/wordml/cid" xmlns:w16="http://schemas.microsoft.com/office/word/2018/wordml" xmlns:w16sdtdh="http://schemas.microsoft.com/office/word/2020/wordml/sdtdatahash">
                   <w:pict>
                     <v:rect w14:anchorId="120843D3" id="Прямоугольник 5" o:spid="_x0000_s1026" alt="Мотор постоянного тока с редуктором 1:48. Обзор, применение,  характеристики. I Блог 3DIY shop" style="width:24pt;height:24pt;visibility:visible;mso-wrap-style:square;mso-left-percent:-10001;mso-top-percent:-10001;mso-position-horizontal:absolute;mso-position-horizontal-relative:char;mso-position-vertical:absolute;mso-position-vertical-relative:line;mso-left-percent:-10001;mso-top-percent:-10001;v-text-anchor:top" o:gfxdata="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" filled="f" stroked="f">
                       <o:lock v:ext="edit" aspectratio="t"/>
@@ -4267,6 +4277,46 @@
     </w:p>
     <w:p>
       <w:pPr>
+        <w:pStyle w:val="afd"/>
+        <w:rPr>
+          <w:highlight w:val="white"/>
+        </w:rPr>
+      </w:pPr>
+      <w:r>
+        <w:rPr>
+          <w:highlight w:val="white"/>
+        </w:rPr>
+        <w:t>На данной диаграмме показан следующий процесс</w:t>
+      </w:r>
+      <w:r>
+        <w:rPr>
+          <w:highlight w:val="white"/>
+        </w:rPr>
+        <w:t>:</w:t>
+      </w:r>
+    </w:p>
+    <w:p>
+      <w:pPr>
+        <w:pStyle w:val="afd"/>
+        <w:rPr>
+          <w:highlight w:val="white"/>
+        </w:rPr>
+      </w:pPr>
+      <w:r>
+        <w:t>Робот включается, проходит самопроверку и калибровку, затем ждёт команды. Получив задание — выпол</w:t>
+      </w:r>
+      <w:r>
+        <w:t xml:space="preserve">няет его. После этого </w:t>
+      </w:r>
+      <w:r>
+        <w:t>ждёт новую команду</w:t>
+      </w:r>
+      <w:r>
+        <w:t>.</w:t>
+      </w:r>
+    </w:p>
+    <w:p>
+      <w:pPr>
         <w:pStyle w:val="aff"/>
       </w:pPr>
       <w:r>
@@ -4275,9 +4325,9 @@
           <w:lang w:eastAsia="ru-RU"/>
         </w:rPr>
         <w:drawing>
-          <wp:inline distT="0" distB="0" distL="0" distR="0" wp14:anchorId="71B1C6DC" wp14:editId="19241F69">
-            <wp:extent cx="5940425" cy="3366770"/>
-            <wp:effectExtent l="0" t="0" r="3175" b="5080"/>
+          <wp:inline distT="0" distB="0" distL="0" distR="0" wp14:anchorId="71B1C6DC" wp14:editId="42C7CCD0">
+            <wp:extent cx="5539318" cy="3139440"/>
+            <wp:effectExtent l="0" t="0" r="4445" b="3810"/>
             <wp:docPr id="12" name="Рисунок 12"/>
             <wp:cNvGraphicFramePr>
               <a:graphicFrameLocks xmlns:a="http://schemas.openxmlformats.org/drawingml/2006/main" noChangeAspect="1"/>
@@ -4304,7 +4354,7 @@
                   <pic:spPr>
                     <a:xfrm>
                       <a:off x="0" y="0"/>
-                      <a:ext cx="5940425" cy="3366770"/>
+                      <a:ext cx="5555129" cy="3148401"/>
                     </a:xfrm>
                     <a:prstGeom prst="rect">
                       <a:avLst/>
@@ -4379,34 +4429,71 @@
     </w:p>
     <w:p>
       <w:pPr>
-        <w:pStyle w:val="a8"/>
-        <w:numPr>
-          <w:ilvl w:val="0"/>
-          <w:numId w:val="3"/>
-        </w:numPr>
-        <w:spacing w:line="259" w:lineRule="auto"/>
-        <w:jc w:val="left"/>
-        <w:rPr>
-          <w:highlight w:val="white"/>
-        </w:rPr>
-      </w:pPr>
-      <w:r>
-        <w:rPr>
-          <w:highlight w:val="white"/>
-        </w:rPr>
-        <w:br w:type="page"/>
-      </w:r>
-    </w:p>
-    <w:p>
-      <w:pPr>
         <w:pStyle w:val="aff"/>
-      </w:pPr>
-      <w:r>
+        <w:spacing w:line="360" w:lineRule="auto"/>
+        <w:ind w:firstLine="709"/>
         <w:rPr>
           <w:noProof/>
           <w:lang w:eastAsia="ru-RU"/>
         </w:rPr>
+      </w:pPr>
+      <w:r>
+        <w:rPr>
+          <w:noProof/>
+          <w:lang w:eastAsia="ru-RU"/>
+        </w:rPr>
         <w:lastRenderedPageBreak/>
+        <w:t>На данной диаграмме показан следующий процесс</w:t>
+      </w:r>
+      <w:r>
+        <w:rPr>
+          <w:noProof/>
+          <w:lang w:eastAsia="ru-RU"/>
+        </w:rPr>
+        <w:t>:</w:t>
+      </w:r>
+    </w:p>
+    <w:p>
+      <w:pPr>
+        <w:pStyle w:val="aff"/>
+        <w:spacing w:line="360" w:lineRule="auto"/>
+        <w:ind w:firstLine="709"/>
+        <w:rPr>
+          <w:noProof/>
+          <w:lang w:eastAsia="ru-RU"/>
+        </w:rPr>
+      </w:pPr>
+      <w:r>
+        <w:rPr>
+          <w:noProof/>
+          <w:lang w:eastAsia="ru-RU"/>
+        </w:rPr>
+        <w:t>Робот включается, проверяет себя и настраивает камеру. Затем ищет цветные объекты, захватывает их и доставляет к нужному люку. Работает, пока вс</w:t>
+      </w:r>
+      <w:r>
+        <w:rPr>
+          <w:noProof/>
+          <w:lang w:eastAsia="ru-RU"/>
+        </w:rPr>
+        <w:t>ё не доставит</w:t>
+      </w:r>
+      <w:r>
+        <w:rPr>
+          <w:noProof/>
+          <w:lang w:eastAsia="ru-RU"/>
+        </w:rPr>
+        <w:t>. Если ничего не находит или время вышло — тоже останавливается.</w:t>
+      </w:r>
+    </w:p>
+    <w:p>
+      <w:pPr>
+        <w:pStyle w:val="aff"/>
+      </w:pPr>
+      <w:r>
+        <w:rPr>
+          <w:noProof/>
+          <w:lang w:eastAsia="ru-RU"/>
+        </w:rPr>
         <w:drawing>
           <wp:inline distT="0" distB="0" distL="0" distR="0" wp14:anchorId="692F3027" wp14:editId="4A9FF7ED">
             <wp:extent cx="5940425" cy="2798445"/>
@@ -4555,6 +4642,27 @@
     </w:p>
     <w:p>
       <w:pPr>
+        <w:pStyle w:val="afd"/>
+        <w:keepNext/>
+      </w:pPr>
+      <w:r>
+        <w:t>На данной диаграмме показан следующий процесс</w:t>
+      </w:r>
+      <w:r>
+        <w:t>:</w:t>
+      </w:r>
+    </w:p>
+    <w:p>
+      <w:pPr>
+        <w:pStyle w:val="afd"/>
+        <w:keepNext/>
+      </w:pPr>
+      <w:r>
+        <w:t>Робот управляется командами «вперёд» и «назад» через моторы, а сервоприводы открывают захват и поднимают груз. Есть аварийная остановка. В конце объект отпускается.</w:t>
+      </w:r>
+    </w:p>
+    <w:p>
+      <w:pPr>
         <w:pStyle w:val="aff"/>
       </w:pPr>
       <w:r>
@@ -4563,9 +4671,9 @@
           <w:lang w:eastAsia="ru-RU"/>
         </w:rPr>
         <w:drawing>
-          <wp:inline distT="0" distB="0" distL="0" distR="0" wp14:anchorId="385DFDB4" wp14:editId="664FE8E8">
-            <wp:extent cx="3764280" cy="8336457"/>
-            <wp:effectExtent l="0" t="0" r="7620" b="7620"/>
+          <wp:inline distT="0" distB="0" distL="0" distR="0" wp14:anchorId="385DFDB4" wp14:editId="43E6F4E9">
+            <wp:extent cx="3210236" cy="7109460"/>
+            <wp:effectExtent l="0" t="0" r="9525" b="0"/>
             <wp:docPr id="3" name="Рисунок 3"/>
             <wp:cNvGraphicFramePr>
               <a:graphicFrameLocks xmlns:a="http://schemas.openxmlformats.org/drawingml/2006/main" noChangeAspect="1"/>
@@ -4592,7 +4700,7 @@
                   <pic:spPr>
                     <a:xfrm>
                       <a:off x="0" y="0"/>
-                      <a:ext cx="3777908" cy="8366639"/>
+                      <a:ext cx="3242556" cy="7181037"/>
                     </a:xfrm>
                     <a:prstGeom prst="rect">
                       <a:avLst/>
@@ -4665,16 +4773,46 @@
       </w:r>
     </w:p>
     <w:p>
-      <w:pPr>
-        <w:pStyle w:val="a6"/>
-        <w:jc w:val="center"/>
-        <w:rPr>
-          <w:sz w:val="24"/>
-          <w:szCs w:val="24"/>
-          <w:highlight w:val="white"/>
-        </w:rPr>
-      </w:pPr>
-    </w:p>
+      <w:r>
+        <w:lastRenderedPageBreak/>
+        <w:t>На данной диаграмме показан следующий процесс</w:t>
+      </w:r>
+      <w:r>
+        <w:t>:</w:t>
+      </w:r>
+    </w:p>
+    <w:p>
+      <w:pPr>
+        <w:pStyle w:val="afd"/>
+        <w:rPr>
+          <w:sz w:val="24"/>
+          <w:szCs w:val="24"/>
+        </w:rPr>
+      </w:pPr>
+      <w:r>
+        <w:t>Робот запускается и начинает работать самостоятельно. Он сканирует местность, находит цветные объекты и строит маршрут до каждого. Во время движения он объезжает препятствия и корректирует курс.</w:t>
+      </w:r>
+    </w:p>
+    <w:p>
+      <w:pPr>
+        <w:pStyle w:val="afd"/>
+      </w:pPr>
+      <w:r>
+        <w:t>Подъехав к объекту, робот определяет его точное положение и цвет. Затем он находит ячейку, соответствующую этому цвету, и прокладывает путь к ней. Аккуратно позиционировавшись, робот сбрасывает объект в ячейку.</w:t>
+      </w:r>
+    </w:p>
+    <w:p>
+      <w:pPr>
+        <w:pStyle w:val="afd"/>
+      </w:pPr>
+      <w:r>
+        <w:t>После успешной доставки робот возвращается на стартовую позицию, отправляет сигнал о выполн</w:t>
+      </w:r>
+      <w:r>
+        <w:t>ении задачи и завершает работу.</w:t>
+      </w:r>
+    </w:p>
+    <w:p/>
     <w:p>
       <w:pPr>
         <w:pStyle w:val="afd"/>
@@ -4685,15 +4823,16 @@
       <w:pPr>
         <w:pStyle w:val="aff"/>
       </w:pPr>
+      <w:bookmarkStart w:id="7" w:name="_GoBack"/>
       <w:r>
         <w:rPr>
           <w:noProof/>
           <w:lang w:eastAsia="ru-RU"/>
         </w:rPr>
         <w:drawing>
-          <wp:inline distT="0" distB="0" distL="0" distR="0" wp14:anchorId="1B082910" wp14:editId="41A9B3F4">
-            <wp:extent cx="5980154" cy="6896100"/>
-            <wp:effectExtent l="0" t="0" r="1905" b="0"/>
+          <wp:inline distT="0" distB="0" distL="0" distR="0" wp14:anchorId="1B082910" wp14:editId="04B591A9">
+            <wp:extent cx="4942713" cy="5699760"/>
+            <wp:effectExtent l="0" t="0" r="0" b="0"/>
             <wp:docPr id="31" name="Рисунок 31"/>
             <wp:cNvGraphicFramePr>
               <a:graphicFrameLocks xmlns:a="http://schemas.openxmlformats.org/drawingml/2006/main" noChangeAspect="1"/>
@@ -4720,7 +4859,7 @@
                   <pic:spPr>
                     <a:xfrm>
                       <a:off x="0" y="0"/>
-                      <a:ext cx="6013140" cy="6934138"/>
+                      <a:ext cx="4944601" cy="5701937"/>
                     </a:xfrm>
                     <a:prstGeom prst="rect">
                       <a:avLst/>
@@ -4732,6 +4871,7 @@
           </wp:inline>
         </w:drawing>
       </w:r>
+      <w:bookmarkEnd w:id="7"/>
     </w:p>
     <w:p>
       <w:pPr>
@@ -4968,12 +5108,12 @@
         <w:pStyle w:val="a"/>
         <w:ind w:left="0" w:firstLine="0"/>
       </w:pPr>
-      <w:bookmarkStart w:id="7" w:name="_Toc221539195"/>
+      <w:bookmarkStart w:id="8" w:name="_Toc221539195"/>
       <w:r>
         <w:lastRenderedPageBreak/>
         <w:t>Описание кинематической системы разработанного устройства</w:t>
       </w:r>
-      <w:bookmarkEnd w:id="7"/>
+      <w:bookmarkEnd w:id="8"/>
     </w:p>
     <w:p>
       <w:pPr>
@@ -5396,12 +5536,12 @@
         <w:pStyle w:val="a"/>
         <w:ind w:left="0" w:firstLine="0"/>
       </w:pPr>
-      <w:bookmarkStart w:id="8" w:name="_Toc221539196"/>
+      <w:bookmarkStart w:id="9" w:name="_Toc221539196"/>
       <w:r>
         <w:lastRenderedPageBreak/>
         <w:t>Скриншоты разработанных 3D-моделей</w:t>
       </w:r>
-      <w:bookmarkEnd w:id="8"/>
+      <w:bookmarkEnd w:id="9"/>
     </w:p>
     <w:p>
       <w:pPr>
@@ -5788,7 +5928,7 @@
         <w:pStyle w:val="a"/>
         <w:ind w:left="0" w:firstLine="0"/>
       </w:pPr>
-      <w:bookmarkStart w:id="9" w:name="_Toc221539197"/>
+      <w:bookmarkStart w:id="10" w:name="_Toc221539197"/>
       <w:r>
         <w:lastRenderedPageBreak/>
         <w:t>Описание электротехнической схемы разработанного устройств</w:t>
@@ -5796,7 +5936,7 @@
       <w:r>
         <w:t>а</w:t>
       </w:r>
-      <w:bookmarkEnd w:id="9"/>
+      <w:bookmarkEnd w:id="10"/>
     </w:p>
     <w:p>
       <w:pPr>
@@ -5924,12 +6064,12 @@
         <w:pStyle w:val="a"/>
         <w:ind w:left="0" w:firstLine="0"/>
       </w:pPr>
-      <w:bookmarkStart w:id="10" w:name="_Toc221539198"/>
+      <w:bookmarkStart w:id="11" w:name="_Toc221539198"/>
       <w:r>
         <w:lastRenderedPageBreak/>
         <w:t>Алгоритм работы разработанного программного обеспечения в виде блок-схем</w:t>
       </w:r>
-      <w:bookmarkEnd w:id="10"/>
+      <w:bookmarkEnd w:id="11"/>
     </w:p>
     <w:p>
       <w:pPr>
@@ -6210,12 +6350,12 @@
         <w:pStyle w:val="a"/>
         <w:ind w:left="0" w:firstLine="0"/>
       </w:pPr>
-      <w:bookmarkStart w:id="11" w:name="_Toc221539199"/>
+      <w:bookmarkStart w:id="12" w:name="_Toc221539199"/>
       <w:r>
         <w:lastRenderedPageBreak/>
         <w:t>Код разработанного программного обеспечения.</w:t>
       </w:r>
-      <w:bookmarkEnd w:id="11"/>
+      <w:bookmarkEnd w:id="12"/>
     </w:p>
     <w:p>
       <w:pPr>
@@ -6248,11 +6388,11 @@
         <w:pStyle w:val="a"/>
         <w:ind w:left="0" w:firstLine="0"/>
       </w:pPr>
-      <w:bookmarkStart w:id="12" w:name="_Toc221539200"/>
+      <w:bookmarkStart w:id="13" w:name="_Toc221539200"/>
       <w:r>
         <w:t>Фотографии разработанного устройства и его составных частей.</w:t>
       </w:r>
-      <w:bookmarkEnd w:id="12"/>
+      <w:bookmarkEnd w:id="13"/>
     </w:p>
     <w:p>
       <w:pPr>
@@ -6286,7 +6426,7 @@
         <w:pStyle w:val="a"/>
         <w:ind w:left="0" w:firstLine="0"/>
       </w:pPr>
-      <w:bookmarkStart w:id="13" w:name="_Toc221539201"/>
+      <w:bookmarkStart w:id="14" w:name="_Toc221539201"/>
       <w:r>
         <w:t>Видеоролик</w:t>
       </w:r>
@@ -6305,7 +6445,7 @@
         </w:rPr>
         <w:t xml:space="preserve"> функционирование разработанного устройства</w:t>
       </w:r>
-      <w:bookmarkEnd w:id="13"/>
+      <w:bookmarkEnd w:id="14"/>
     </w:p>
     <w:p>
       <w:pPr>
@@ -6408,12 +6548,12 @@
         <w:pStyle w:val="a"/>
         <w:ind w:left="0" w:firstLine="0"/>
       </w:pPr>
-      <w:bookmarkStart w:id="14" w:name="_Toc221539202"/>
+      <w:bookmarkStart w:id="15" w:name="_Toc221539202"/>
       <w:r>
         <w:lastRenderedPageBreak/>
         <w:t>Заключение</w:t>
       </w:r>
-      <w:bookmarkEnd w:id="14"/>
+      <w:bookmarkEnd w:id="15"/>
     </w:p>
     <w:p>
       <w:pPr>
@@ -6453,12 +6593,12 @@
         <w:pStyle w:val="a"/>
         <w:ind w:left="0" w:firstLine="0"/>
       </w:pPr>
-      <w:bookmarkStart w:id="15" w:name="_Toc221539203"/>
+      <w:bookmarkStart w:id="16" w:name="_Toc221539203"/>
       <w:r>
         <w:lastRenderedPageBreak/>
         <w:t>Список литературных источников.</w:t>
       </w:r>
-      <w:bookmarkEnd w:id="15"/>
+      <w:bookmarkEnd w:id="16"/>
     </w:p>
     <w:p>
       <w:pPr>
@@ -7027,19 +7167,19 @@
         <w:ind w:left="567"/>
         <w:jc w:val="center"/>
       </w:pPr>
-      <w:bookmarkStart w:id="16" w:name="_Приложение_А"/>
-      <w:bookmarkStart w:id="17" w:name="_Toc37554"/>
-      <w:bookmarkStart w:id="18" w:name="_Toc221539204"/>
-      <w:bookmarkEnd w:id="16"/>
+      <w:bookmarkStart w:id="17" w:name="_Приложение_А"/>
+      <w:bookmarkStart w:id="18" w:name="_Toc37554"/>
+      <w:bookmarkStart w:id="19" w:name="_Toc221539204"/>
+      <w:bookmarkEnd w:id="17"/>
       <w:r>
         <w:lastRenderedPageBreak/>
         <w:t>Приложение</w:t>
       </w:r>
-      <w:bookmarkEnd w:id="17"/>
+      <w:bookmarkEnd w:id="18"/>
       <w:r>
         <w:t xml:space="preserve"> А</w:t>
       </w:r>
-      <w:bookmarkEnd w:id="18"/>
+      <w:bookmarkEnd w:id="19"/>
     </w:p>
     <w:p>
       <w:pPr>
@@ -7289,28 +7429,23 @@
         <w:ind w:left="567"/>
         <w:jc w:val="center"/>
       </w:pPr>
-      <w:bookmarkStart w:id="19" w:name="_Toc221539205"/>
       <w:bookmarkStart w:id="20" w:name="_Ниже_представлены_фотографии"/>
       <w:bookmarkStart w:id="21" w:name="_Приложение_Б"/>
+      <w:bookmarkStart w:id="22" w:name="_Toc221539205"/>
       <w:bookmarkEnd w:id="20"/>
       <w:bookmarkEnd w:id="21"/>
       <w:r>
         <w:lastRenderedPageBreak/>
         <w:t>Приложение Б</w:t>
       </w:r>
-      <w:bookmarkEnd w:id="19"/>
+      <w:bookmarkEnd w:id="22"/>
     </w:p>
     <w:p>
       <w:pPr>
         <w:pStyle w:val="afd"/>
       </w:pPr>
       <w:r>
-        <w:t>Ниже представлены фотографии разраб</w:t>
-      </w:r>
-      <w:bookmarkStart w:id="22" w:name="_GoBack"/>
-      <w:bookmarkEnd w:id="22"/>
-      <w:r>
-        <w:t>отанного устройства</w:t>
+        <w:t>Ниже представлены фотографии разработанного устройства</w:t>
       </w:r>
     </w:p>
     <w:p>
@@ -7704,7 +7839,7 @@
         <w:noProof/>
         <w:color w:val="000000"/>
       </w:rPr>
-      <w:t>25</w:t>
+      <w:t>23</w:t>
     </w:r>
     <w:r>
       <w:rPr>
@@ -9397,6 +9532,21 @@
       <w:szCs w:val="28"/>
     </w:rPr>
   </w:style>
+  <w:style w:type="paragraph" w:customStyle="1" w:styleId="ds-markdown-paragraph">
+    <w:name w:val="ds-markdown-paragraph"/>
+    <w:basedOn w:val="a0"/>
+    <w:rsid w:val="00B960D7"/>
+    <w:pPr>
+      <w:spacing w:before="100" w:beforeAutospacing="1" w:after="100" w:afterAutospacing="1" w:line="240" w:lineRule="auto"/>
+      <w:ind w:firstLine="0"/>
+      <w:jc w:val="left"/>
+    </w:pPr>
+    <w:rPr>
+      <w:sz w:val="24"/>
+      <w:szCs w:val="24"/>
+      <w:lang w:eastAsia="ru-RU"/>
+    </w:rPr>
+  </w:style>
 </w:styles>
 </file>
 
@@ -9666,7 +9816,7 @@
 </file>
 
 <file path=customXml/itemProps1.xml><?xml version="1.0" encoding="utf-8"?>
-<ds:datastoreItem xmlns:ds="http://schemas.openxmlformats.org/officeDocument/2006/customXml" ds:itemID="{F964988A-BED1-4DB8-A1BF-E1F7394CBE2A}">
+<ds:datastoreItem xmlns:ds="http://schemas.openxmlformats.org/officeDocument/2006/customXml" ds:itemID="{F142EF04-547A-4887-ACE9-DAE19740701E}">
   <ds:schemaRefs>
     <ds:schemaRef ds:uri="http://schemas.openxmlformats.org/officeDocument/2006/bibliography"/>
   </ds:schemaRefs>

--- a/ПЗ_безопасный_маршрут.docx
+++ b/ПЗ_безопасный_маршрут.docx
@@ -2055,21 +2055,11 @@
       <w:r>
         <w:t xml:space="preserve">Таблица </w:t>
       </w:r>
-      <w:r>
-        <w:fldChar w:fldCharType="begin"/>
-      </w:r>
-      <w:r>
-        <w:instrText xml:space="preserve"> SEQ Таблица \* ARABIC </w:instrText>
-      </w:r>
-      <w:r>
-        <w:fldChar w:fldCharType="separate"/>
-      </w:r>
-      <w:r>
-        <w:t>1</w:t>
-      </w:r>
-      <w:r>
-        <w:fldChar w:fldCharType="end"/>
-      </w:r>
+      <w:fldSimple w:instr=" SEQ Таблица \* ARABIC ">
+        <w:r>
+          <w:t>1</w:t>
+        </w:r>
+      </w:fldSimple>
       <w:bookmarkEnd w:id="3"/>
       <w:r>
         <w:t>. Распределение ролей в команде.</w:t>
@@ -3052,7 +3042,7 @@
                     </wp:inline>
                   </w:drawing>
                 </mc:Choice>
-                <mc:Fallback xmlns:cx1="http://schemas.microsoft.com/office/drawing/2015/9/8/chartex" xmlns:cx2="http://schemas.microsoft.com/office/drawing/2015/10/21/chartex" xmlns:cx3="http://schemas.microsoft.com/office/drawing/2016/5/9/chartex" xmlns:cx4="http://schemas.microsoft.com/office/drawing/2016/5/10/chartex" xmlns:cx5="http://schemas.microsoft.com/office/drawing/2016/5/11/chartex" xmlns:cx6="http://schemas.microsoft.com/office/drawing/2016/5/12/chartex" xmlns:cx7="http://schemas.microsoft.com/office/drawing/2016/5/13/chartex" xmlns:cx8="http://schemas.microsoft.com/office/drawing/2016/5/14/chartex" xmlns:aink="http://schemas.microsoft.com/office/drawing/2016/ink" xmlns:am3d="http://schemas.microsoft.com/office/drawing/2017/model3d" xmlns:oel="http://schemas.microsoft.com/office/2019/extlst" xmlns:w16cex="http://schemas.microsoft.com/office/word/2018/wordml/cex" xmlns:w16cid="http://schemas.microsoft.com/office/word/2016/wordml/cid" xmlns:w16="http://schemas.microsoft.com/office/word/2018/wordml" xmlns:w16sdtdh="http://schemas.microsoft.com/office/word/2020/wordml/sdtdatahash">
+                <mc:Fallback xmlns:w16sdtdh="http://schemas.microsoft.com/office/word/2020/wordml/sdtdatahash" xmlns:w16="http://schemas.microsoft.com/office/word/2018/wordml" xmlns:w16cid="http://schemas.microsoft.com/office/word/2016/wordml/cid" xmlns:w16cex="http://schemas.microsoft.com/office/word/2018/wordml/cex" xmlns:oel="http://schemas.microsoft.com/office/2019/extlst" xmlns:am3d="http://schemas.microsoft.com/office/drawing/2017/model3d" xmlns:aink="http://schemas.microsoft.com/office/drawing/2016/ink" xmlns:cx8="http://schemas.microsoft.com/office/drawing/2016/5/14/chartex" xmlns:cx7="http://schemas.microsoft.com/office/drawing/2016/5/13/chartex" xmlns:cx6="http://schemas.microsoft.com/office/drawing/2016/5/12/chartex" xmlns:cx5="http://schemas.microsoft.com/office/drawing/2016/5/11/chartex" xmlns:cx4="http://schemas.microsoft.com/office/drawing/2016/5/10/chartex" xmlns:cx3="http://schemas.microsoft.com/office/drawing/2016/5/9/chartex" xmlns:cx2="http://schemas.microsoft.com/office/drawing/2015/10/21/chartex" xmlns:cx1="http://schemas.microsoft.com/office/drawing/2015/9/8/chartex">
                   <w:pict>
                     <v:rect w14:anchorId="120843D3" id="Прямоугольник 5" o:spid="_x0000_s1026" alt="Мотор постоянного тока с редуктором 1:48. Обзор, применение,  характеристики. I Блог 3DIY shop" style="width:24pt;height:24pt;visibility:visible;mso-wrap-style:square;mso-left-percent:-10001;mso-top-percent:-10001;mso-position-horizontal:absolute;mso-position-horizontal-relative:char;mso-position-vertical:absolute;mso-position-vertical-relative:line;mso-left-percent:-10001;mso-top-percent:-10001;v-text-anchor:top" o:gfxdata="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" filled="f" stroked="f">
                       <o:lock v:ext="edit" aspectratio="t"/>
@@ -4303,7 +4293,13 @@
         </w:rPr>
       </w:pPr>
       <w:r>
-        <w:t>Робот включается, проходит самопроверку и калибровку, затем ждёт команды. Получив задание — выпол</w:t>
+        <w:t>Робот включается, проходит самопроверку и калибровку, затем</w:t>
+      </w:r>
+      <w:r>
+        <w:t xml:space="preserve"> ждёт команды. Получив задание –</w:t>
+      </w:r>
+      <w:r>
+        <w:t xml:space="preserve"> выпол</w:t>
       </w:r>
       <w:r>
         <w:t xml:space="preserve">няет его. После этого </w:t>
@@ -4482,7 +4478,30 @@
           <w:noProof/>
           <w:lang w:eastAsia="ru-RU"/>
         </w:rPr>
-        <w:t>. Если ничего не находит или время вышло — тоже останавливается.</w:t>
+        <w:t>. Если нич</w:t>
+      </w:r>
+      <w:r>
+        <w:rPr>
+          <w:noProof/>
+          <w:lang w:eastAsia="ru-RU"/>
+        </w:rPr>
+        <w:t>его не находит или время вышло –</w:t>
+      </w:r>
+      <w:r>
+        <w:rPr>
+          <w:noProof/>
+          <w:lang w:eastAsia="ru-RU"/>
+        </w:rPr>
+        <w:t xml:space="preserve"> тоже</w:t>
+      </w:r>
+      <w:bookmarkStart w:id="7" w:name="_GoBack"/>
+      <w:bookmarkEnd w:id="7"/>
+      <w:r>
+        <w:rPr>
+          <w:noProof/>
+          <w:lang w:eastAsia="ru-RU"/>
+        </w:rPr>
+        <w:t xml:space="preserve"> останавливается.</w:t>
       </w:r>
     </w:p>
     <w:p>
@@ -4806,10 +4825,7 @@
         <w:pStyle w:val="afd"/>
       </w:pPr>
       <w:r>
-        <w:t>После успешной доставки робот возвращается на стартовую позицию, отправляет сигнал о выполн</w:t>
-      </w:r>
-      <w:r>
-        <w:t>ении задачи и завершает работу.</w:t>
+        <w:t>После успешной доставки робот возвращается на стартовую позицию, отправляет сигнал о выполнении задачи и завершает работу.</w:t>
       </w:r>
     </w:p>
     <w:p/>
@@ -4823,7 +4839,6 @@
       <w:pPr>
         <w:pStyle w:val="aff"/>
       </w:pPr>
-      <w:bookmarkStart w:id="7" w:name="_GoBack"/>
       <w:r>
         <w:rPr>
           <w:noProof/>
@@ -4871,7 +4886,6 @@
           </wp:inline>
         </w:drawing>
       </w:r>
-      <w:bookmarkEnd w:id="7"/>
     </w:p>
     <w:p>
       <w:pPr>
@@ -9816,7 +9830,7 @@
 </file>
 
 <file path=customXml/itemProps1.xml><?xml version="1.0" encoding="utf-8"?>
-<ds:datastoreItem xmlns:ds="http://schemas.openxmlformats.org/officeDocument/2006/customXml" ds:itemID="{F142EF04-547A-4887-ACE9-DAE19740701E}">
+<ds:datastoreItem xmlns:ds="http://schemas.openxmlformats.org/officeDocument/2006/customXml" ds:itemID="{EB25A2F6-6D15-453A-AF2E-9386910A33A8}">
   <ds:schemaRefs>
     <ds:schemaRef ds:uri="http://schemas.openxmlformats.org/officeDocument/2006/bibliography"/>
   </ds:schemaRefs>

--- a/ПЗ_безопасный_маршрут.docx
+++ b/ПЗ_безопасный_маршрут.docx
@@ -1,6 +1,6 @@
 
 <file path=word/document.xml><?xml version="1.0" encoding="utf-8"?>
-<w:document xmlns:wpc="http://schemas.microsoft.com/office/word/2010/wordprocessingCanvas" xmlns:cx="http://schemas.microsoft.com/office/drawing/2014/chartex" xmlns:mc="http://schemas.openxmlformats.org/markup-compatibility/2006" xmlns:o="urn:schemas-microsoft-com:office:office" xmlns:r="http://schemas.openxmlformats.org/officeDocument/2006/relationships" xmlns:m="http://schemas.openxmlformats.org/officeDocument/2006/math" xmlns:v="urn:schemas-microsoft-com:vml" xmlns:wp14="http://schemas.microsoft.com/office/word/2010/wordprocessingDrawing" xmlns:wp="http://schemas.openxmlformats.org/drawingml/2006/wordprocessingDrawing" xmlns:w10="urn:schemas-microsoft-com:office:word" xmlns:w="http://schemas.openxmlformats.org/wordprocessingml/2006/main" xmlns:w14="http://schemas.microsoft.com/office/word/2010/wordml" xmlns:w15="http://schemas.microsoft.com/office/word/2012/wordml" xmlns:w16se="http://schemas.microsoft.com/office/word/2015/wordml/symex" xmlns:wpg="http://schemas.microsoft.com/office/word/2010/wordprocessingGroup" xmlns:wpi="http://schemas.microsoft.com/office/word/2010/wordprocessingInk" xmlns:wne="http://schemas.microsoft.com/office/word/2006/wordml" xmlns:wps="http://schemas.microsoft.com/office/word/2010/wordprocessingShape" mc:Ignorable="w14 w15 w16se wp14">
+<w:document xmlns:wpc="http://schemas.microsoft.com/office/word/2010/wordprocessingCanvas" xmlns:cx="http://schemas.microsoft.com/office/drawing/2014/chartex" xmlns:cx1="http://schemas.microsoft.com/office/drawing/2015/9/8/chartex" xmlns:cx2="http://schemas.microsoft.com/office/drawing/2015/10/21/chartex" xmlns:cx3="http://schemas.microsoft.com/office/drawing/2016/5/9/chartex" xmlns:cx4="http://schemas.microsoft.com/office/drawing/2016/5/10/chartex" xmlns:cx5="http://schemas.microsoft.com/office/drawing/2016/5/11/chartex" xmlns:cx6="http://schemas.microsoft.com/office/drawing/2016/5/12/chartex" xmlns:cx7="http://schemas.microsoft.com/office/drawing/2016/5/13/chartex" xmlns:cx8="http://schemas.microsoft.com/office/drawing/2016/5/14/chartex" xmlns:mc="http://schemas.openxmlformats.org/markup-compatibility/2006" xmlns:aink="http://schemas.microsoft.com/office/drawing/2016/ink" xmlns:am3d="http://schemas.microsoft.com/office/drawing/2017/model3d" xmlns:o="urn:schemas-microsoft-com:office:office" xmlns:oel="http://schemas.microsoft.com/office/2019/extlst" xmlns:r="http://schemas.openxmlformats.org/officeDocument/2006/relationships" xmlns:m="http://schemas.openxmlformats.org/officeDocument/2006/math" xmlns:v="urn:schemas-microsoft-com:vml" xmlns:wp14="http://schemas.microsoft.com/office/word/2010/wordprocessingDrawing" xmlns:wp="http://schemas.openxmlformats.org/drawingml/2006/wordprocessingDrawing" xmlns:w10="urn:schemas-microsoft-com:office:word" xmlns:w="http://schemas.openxmlformats.org/wordprocessingml/2006/main" xmlns:w14="http://schemas.microsoft.com/office/word/2010/wordml" xmlns:w15="http://schemas.microsoft.com/office/word/2012/wordml" xmlns:w16cex="http://schemas.microsoft.com/office/word/2018/wordml/cex" xmlns:w16cid="http://schemas.microsoft.com/office/word/2016/wordml/cid" xmlns:w16="http://schemas.microsoft.com/office/word/2018/wordml" xmlns:w16sdtdh="http://schemas.microsoft.com/office/word/2020/wordml/sdtdatahash" xmlns:w16se="http://schemas.microsoft.com/office/word/2015/wordml/symex" xmlns:wpg="http://schemas.microsoft.com/office/word/2010/wordprocessingGroup" xmlns:wpi="http://schemas.microsoft.com/office/word/2010/wordprocessingInk" xmlns:wne="http://schemas.microsoft.com/office/word/2006/wordml" xmlns:wps="http://schemas.microsoft.com/office/word/2010/wordprocessingShape" mc:Ignorable="w14 w15 w16se w16cid w16 w16cex w16sdtdh wp14">
   <w:body>
     <w:p>
       <w:pPr>
@@ -179,13 +179,8 @@
       <w:r>
         <w:t xml:space="preserve"> </w:t>
       </w:r>
-      <w:proofErr w:type="spellStart"/>
-      <w:r>
-        <w:t>Кристиан</w:t>
-      </w:r>
-      <w:proofErr w:type="spellEnd"/>
-      <w:r>
-        <w:t xml:space="preserve"> Владиславович,</w:t>
+      <w:r>
+        <w:t>Кристиан Владиславович,</w:t>
       </w:r>
     </w:p>
     <w:p>
@@ -342,7 +337,6 @@
           <w:docPartUnique/>
         </w:docPartObj>
       </w:sdtPr>
-      <w:sdtEndPr/>
       <w:sdtContent>
         <w:p>
           <w:pPr>
@@ -2004,22 +1998,17 @@
       </w:r>
       <w:proofErr w:type="spellEnd"/>
       <w:r>
-        <w:t xml:space="preserve"> </w:t>
+        <w:t xml:space="preserve"> Кристиан</w:t>
+      </w:r>
+      <w:r>
+        <w:t xml:space="preserve">, </w:t>
       </w:r>
       <w:proofErr w:type="spellStart"/>
       <w:r>
-        <w:t>Кристиан</w:t>
+        <w:t>Хаиртдинов</w:t>
       </w:r>
       <w:proofErr w:type="spellEnd"/>
       <w:r>
-        <w:t xml:space="preserve">, </w:t>
-      </w:r>
-      <w:proofErr w:type="spellStart"/>
-      <w:r>
-        <w:t>Хаиртдинов</w:t>
-      </w:r>
-      <w:proofErr w:type="spellEnd"/>
-      <w:r>
         <w:t xml:space="preserve"> Руслан, Романов Михаил, Воронин Олег, Морковин Иван</w:t>
       </w:r>
       <w:r>
@@ -2055,11 +2044,21 @@
       <w:r>
         <w:t xml:space="preserve">Таблица </w:t>
       </w:r>
-      <w:fldSimple w:instr=" SEQ Таблица \* ARABIC ">
-        <w:r>
-          <w:t>1</w:t>
-        </w:r>
-      </w:fldSimple>
+      <w:r>
+        <w:fldChar w:fldCharType="begin"/>
+      </w:r>
+      <w:r>
+        <w:instrText xml:space="preserve"> SEQ Таблица \* ARABIC </w:instrText>
+      </w:r>
+      <w:r>
+        <w:fldChar w:fldCharType="separate"/>
+      </w:r>
+      <w:r>
+        <w:t>1</w:t>
+      </w:r>
+      <w:r>
+        <w:fldChar w:fldCharType="end"/>
+      </w:r>
       <w:bookmarkEnd w:id="3"/>
       <w:r>
         <w:t>. Распределение ролей в команде.</w:t>
@@ -2148,13 +2147,8 @@
             </w:r>
             <w:proofErr w:type="spellEnd"/>
             <w:r>
-              <w:t xml:space="preserve"> </w:t>
-            </w:r>
-            <w:proofErr w:type="spellStart"/>
-            <w:r>
-              <w:t>Кристиан</w:t>
-            </w:r>
-            <w:proofErr w:type="spellEnd"/>
+              <w:t xml:space="preserve"> Кристиан</w:t>
+            </w:r>
           </w:p>
         </w:tc>
         <w:tc>
@@ -2492,15 +2486,7 @@
         <w:t>О</w:t>
       </w:r>
       <w:r>
-        <w:t xml:space="preserve">писание используемых аппаратных и программных узлов, модулей, </w:t>
-      </w:r>
-      <w:proofErr w:type="spellStart"/>
-      <w:r>
-        <w:t>фреймворков</w:t>
-      </w:r>
-      <w:proofErr w:type="spellEnd"/>
-      <w:r>
-        <w:t xml:space="preserve"> и других инструментов</w:t>
+        <w:t>писание используемых аппаратных и программных узлов, модулей, фреймворков и других инструментов</w:t>
       </w:r>
       <w:bookmarkEnd w:id="5"/>
     </w:p>
@@ -3042,7 +3028,7 @@
                     </wp:inline>
                   </w:drawing>
                 </mc:Choice>
-                <mc:Fallback xmlns:w16sdtdh="http://schemas.microsoft.com/office/word/2020/wordml/sdtdatahash" xmlns:w16="http://schemas.microsoft.com/office/word/2018/wordml" xmlns:w16cid="http://schemas.microsoft.com/office/word/2016/wordml/cid" xmlns:w16cex="http://schemas.microsoft.com/office/word/2018/wordml/cex" xmlns:oel="http://schemas.microsoft.com/office/2019/extlst" xmlns:am3d="http://schemas.microsoft.com/office/drawing/2017/model3d" xmlns:aink="http://schemas.microsoft.com/office/drawing/2016/ink" xmlns:cx8="http://schemas.microsoft.com/office/drawing/2016/5/14/chartex" xmlns:cx7="http://schemas.microsoft.com/office/drawing/2016/5/13/chartex" xmlns:cx6="http://schemas.microsoft.com/office/drawing/2016/5/12/chartex" xmlns:cx5="http://schemas.microsoft.com/office/drawing/2016/5/11/chartex" xmlns:cx4="http://schemas.microsoft.com/office/drawing/2016/5/10/chartex" xmlns:cx3="http://schemas.microsoft.com/office/drawing/2016/5/9/chartex" xmlns:cx2="http://schemas.microsoft.com/office/drawing/2015/10/21/chartex" xmlns:cx1="http://schemas.microsoft.com/office/drawing/2015/9/8/chartex">
+                <mc:Fallback>
                   <w:pict>
                     <v:rect w14:anchorId="120843D3" id="Прямоугольник 5" o:spid="_x0000_s1026" alt="Мотор постоянного тока с редуктором 1:48. Обзор, применение,  характеристики. I Блог 3DIY shop" style="width:24pt;height:24pt;visibility:visible;mso-wrap-style:square;mso-left-percent:-10001;mso-top-percent:-10001;mso-position-horizontal:absolute;mso-position-horizontal-relative:char;mso-position-vertical:absolute;mso-position-vertical-relative:line;mso-left-percent:-10001;mso-top-percent:-10001;v-text-anchor:top" o:gfxdata="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" filled="f" stroked="f">
                       <o:lock v:ext="edit" aspectratio="t"/>
@@ -3405,14 +3391,12 @@
             <w:r>
               <w:t xml:space="preserve">Драйвер </w:t>
             </w:r>
-            <w:proofErr w:type="spellStart"/>
             <w:r>
               <w:rPr>
                 <w:lang w:val="en-US"/>
               </w:rPr>
               <w:t>Mx</w:t>
             </w:r>
-            <w:proofErr w:type="spellEnd"/>
             <w:r>
               <w:t>1508</w:t>
             </w:r>
@@ -4321,7 +4305,7 @@
           <w:lang w:eastAsia="ru-RU"/>
         </w:rPr>
         <w:drawing>
-          <wp:inline distT="0" distB="0" distL="0" distR="0" wp14:anchorId="71B1C6DC" wp14:editId="42C7CCD0">
+          <wp:inline distT="0" distB="0" distL="0" distR="0" wp14:anchorId="71B1C6DC" wp14:editId="483601D0">
             <wp:extent cx="5539318" cy="3139440"/>
             <wp:effectExtent l="0" t="0" r="4445" b="3810"/>
             <wp:docPr id="12" name="Рисунок 12"/>
@@ -4492,16 +4476,7 @@
           <w:noProof/>
           <w:lang w:eastAsia="ru-RU"/>
         </w:rPr>
-        <w:t xml:space="preserve"> тоже</w:t>
-      </w:r>
-      <w:bookmarkStart w:id="7" w:name="_GoBack"/>
-      <w:bookmarkEnd w:id="7"/>
-      <w:r>
-        <w:rPr>
-          <w:noProof/>
-          <w:lang w:eastAsia="ru-RU"/>
-        </w:rPr>
-        <w:t xml:space="preserve"> останавливается.</w:t>
+        <w:t xml:space="preserve"> тоже останавливается.</w:t>
       </w:r>
     </w:p>
     <w:p>
@@ -5122,12 +5097,12 @@
         <w:pStyle w:val="a"/>
         <w:ind w:left="0" w:firstLine="0"/>
       </w:pPr>
-      <w:bookmarkStart w:id="8" w:name="_Toc221539195"/>
+      <w:bookmarkStart w:id="7" w:name="_Toc221539195"/>
       <w:r>
         <w:lastRenderedPageBreak/>
         <w:t>Описание кинематической системы разработанного устройства</w:t>
       </w:r>
-      <w:bookmarkEnd w:id="8"/>
+      <w:bookmarkEnd w:id="7"/>
     </w:p>
     <w:p>
       <w:pPr>
@@ -5550,12 +5525,12 @@
         <w:pStyle w:val="a"/>
         <w:ind w:left="0" w:firstLine="0"/>
       </w:pPr>
-      <w:bookmarkStart w:id="9" w:name="_Toc221539196"/>
+      <w:bookmarkStart w:id="8" w:name="_Toc221539196"/>
       <w:r>
         <w:lastRenderedPageBreak/>
         <w:t>Скриншоты разработанных 3D-моделей</w:t>
       </w:r>
-      <w:bookmarkEnd w:id="9"/>
+      <w:bookmarkEnd w:id="8"/>
     </w:p>
     <w:p>
       <w:pPr>
@@ -5942,7 +5917,7 @@
         <w:pStyle w:val="a"/>
         <w:ind w:left="0" w:firstLine="0"/>
       </w:pPr>
-      <w:bookmarkStart w:id="10" w:name="_Toc221539197"/>
+      <w:bookmarkStart w:id="9" w:name="_Toc221539197"/>
       <w:r>
         <w:lastRenderedPageBreak/>
         <w:t>Описание электротехнической схемы разработанного устройств</w:t>
@@ -5950,7 +5925,7 @@
       <w:r>
         <w:t>а</w:t>
       </w:r>
-      <w:bookmarkEnd w:id="10"/>
+      <w:bookmarkEnd w:id="9"/>
     </w:p>
     <w:p>
       <w:pPr>
@@ -6078,12 +6053,12 @@
         <w:pStyle w:val="a"/>
         <w:ind w:left="0" w:firstLine="0"/>
       </w:pPr>
-      <w:bookmarkStart w:id="11" w:name="_Toc221539198"/>
+      <w:bookmarkStart w:id="10" w:name="_Toc221539198"/>
       <w:r>
         <w:lastRenderedPageBreak/>
         <w:t>Алгоритм работы разработанного программного обеспечения в виде блок-схем</w:t>
       </w:r>
-      <w:bookmarkEnd w:id="11"/>
+      <w:bookmarkEnd w:id="10"/>
     </w:p>
     <w:p>
       <w:pPr>
@@ -6364,12 +6339,12 @@
         <w:pStyle w:val="a"/>
         <w:ind w:left="0" w:firstLine="0"/>
       </w:pPr>
-      <w:bookmarkStart w:id="12" w:name="_Toc221539199"/>
+      <w:bookmarkStart w:id="11" w:name="_Toc221539199"/>
       <w:r>
         <w:lastRenderedPageBreak/>
         <w:t>Код разработанного программного обеспечения.</w:t>
       </w:r>
-      <w:bookmarkEnd w:id="12"/>
+      <w:bookmarkEnd w:id="11"/>
     </w:p>
     <w:p>
       <w:pPr>
@@ -6393,7 +6368,23 @@
             <w:rFonts w:ascii="Segoe UI" w:hAnsi="Segoe UI" w:cs="Segoe UI"/>
             <w:shd w:val="clear" w:color="auto" w:fill="EEFFDE"/>
           </w:rPr>
-          <w:t>https://github.com/prostonn331/TUZ_WAY/tree/main/%D0%BA%D0%BE%D0%B4/%D0%BA%D0%BE%D0%B4</w:t>
+          <w:t>https://github.com/prostonn331/TUZ_WAY/tree/main/%D0%BA%D0%BE%D0%B4/%D0%BA%D</w:t>
+        </w:r>
+        <w:r>
+          <w:rPr>
+            <w:rStyle w:val="a9"/>
+            <w:rFonts w:ascii="Segoe UI" w:hAnsi="Segoe UI" w:cs="Segoe UI"/>
+            <w:shd w:val="clear" w:color="auto" w:fill="EEFFDE"/>
+          </w:rPr>
+          <w:t>0</w:t>
+        </w:r>
+        <w:r>
+          <w:rPr>
+            <w:rStyle w:val="a9"/>
+            <w:rFonts w:ascii="Segoe UI" w:hAnsi="Segoe UI" w:cs="Segoe UI"/>
+            <w:shd w:val="clear" w:color="auto" w:fill="EEFFDE"/>
+          </w:rPr>
+          <w:t>%BE%D0%B4</w:t>
         </w:r>
       </w:hyperlink>
     </w:p>
@@ -6402,11 +6393,11 @@
         <w:pStyle w:val="a"/>
         <w:ind w:left="0" w:firstLine="0"/>
       </w:pPr>
-      <w:bookmarkStart w:id="13" w:name="_Toc221539200"/>
+      <w:bookmarkStart w:id="12" w:name="_Toc221539200"/>
       <w:r>
         <w:t>Фотографии разработанного устройства и его составных частей.</w:t>
       </w:r>
-      <w:bookmarkEnd w:id="13"/>
+      <w:bookmarkEnd w:id="12"/>
     </w:p>
     <w:p>
       <w:pPr>
@@ -6440,39 +6431,48 @@
         <w:pStyle w:val="a"/>
         <w:ind w:left="0" w:firstLine="0"/>
       </w:pPr>
-      <w:bookmarkStart w:id="14" w:name="_Toc221539201"/>
+      <w:bookmarkStart w:id="13" w:name="_Toc221539201"/>
       <w:r>
         <w:t>Видеоролик</w:t>
       </w:r>
       <w:r>
-        <w:t>и</w:t>
-      </w:r>
-      <w:r>
         <w:rPr>
           <w:shd w:val="clear" w:color="auto" w:fill="FFFFFF"/>
         </w:rPr>
-        <w:t>, демонстрирующие</w:t>
+        <w:t>, демонстрирующи</w:t>
       </w:r>
       <w:r>
         <w:rPr>
           <w:shd w:val="clear" w:color="auto" w:fill="FFFFFF"/>
         </w:rPr>
+        <w:t>й</w:t>
+      </w:r>
+      <w:r>
+        <w:rPr>
+          <w:shd w:val="clear" w:color="auto" w:fill="FFFFFF"/>
+        </w:rPr>
         <w:t xml:space="preserve"> функционирование разработанного устройства</w:t>
       </w:r>
-      <w:bookmarkEnd w:id="14"/>
+      <w:bookmarkEnd w:id="13"/>
     </w:p>
     <w:p>
       <w:pPr>
         <w:pStyle w:val="afd"/>
       </w:pPr>
       <w:r>
-        <w:t>Ссылки</w:t>
+        <w:t>Ссылк</w:t>
+      </w:r>
+      <w:r>
+        <w:t>а</w:t>
       </w:r>
       <w:r>
         <w:t xml:space="preserve"> на видеоролик</w:t>
       </w:r>
       <w:r>
-        <w:t>и представлены</w:t>
+        <w:t xml:space="preserve"> представлен</w:t>
+      </w:r>
+      <w:r>
+        <w:t>а</w:t>
       </w:r>
       <w:r>
         <w:t xml:space="preserve"> ниже</w:t>
@@ -6488,56 +6488,6 @@
       <w:pPr>
         <w:pStyle w:val="afd"/>
       </w:pPr>
-      <w:r>
-        <w:t>Основное испытание</w:t>
-      </w:r>
-      <w:r>
-        <w:t>:</w:t>
-      </w:r>
-    </w:p>
-    <w:p>
-      <w:pPr>
-        <w:pStyle w:val="afd"/>
-        <w:rPr>
-          <w:rStyle w:val="a9"/>
-          <w:rFonts w:ascii="Segoe UI" w:hAnsi="Segoe UI" w:cs="Segoe UI"/>
-          <w:shd w:val="clear" w:color="auto" w:fill="FFFFFF"/>
-        </w:rPr>
-      </w:pPr>
-      <w:hyperlink r:id="rId35" w:tgtFrame="_blank" w:tooltip="https://rutube.ru/video/639ab361794a124124ae8b59f635fb9c/?r=wd" w:history="1">
-        <w:r>
-          <w:rPr>
-            <w:rStyle w:val="a9"/>
-            <w:rFonts w:ascii="Segoe UI" w:hAnsi="Segoe UI" w:cs="Segoe UI"/>
-            <w:shd w:val="clear" w:color="auto" w:fill="FFFFFF"/>
-          </w:rPr>
-          <w:t>https://rutube.ru/video/639ab361794a124124ae8b59f635fb9c/?r=wd</w:t>
-        </w:r>
-      </w:hyperlink>
-    </w:p>
-    <w:p>
-      <w:pPr>
-        <w:pStyle w:val="afd"/>
-      </w:pPr>
-      <w:r>
-        <w:t>Дополнительное испытание</w:t>
-      </w:r>
-      <w:r>
-        <w:t>:</w:t>
-      </w:r>
-    </w:p>
-    <w:p>
-      <w:pPr>
-        <w:pStyle w:val="afd"/>
-      </w:pPr>
-      <w:hyperlink r:id="rId36" w:history="1">
-        <w:r>
-          <w:rPr>
-            <w:rStyle w:val="a9"/>
-          </w:rPr>
-          <w:t>https://rutube.ru/video/0c11e91fbcda83d7c5e78a6e44b63032/?r=wd</w:t>
-        </w:r>
-      </w:hyperlink>
     </w:p>
     <w:p>
       <w:pPr>
@@ -6562,12 +6512,12 @@
         <w:pStyle w:val="a"/>
         <w:ind w:left="0" w:firstLine="0"/>
       </w:pPr>
-      <w:bookmarkStart w:id="15" w:name="_Toc221539202"/>
+      <w:bookmarkStart w:id="14" w:name="_Toc221539202"/>
       <w:r>
         <w:lastRenderedPageBreak/>
         <w:t>Заключение</w:t>
       </w:r>
-      <w:bookmarkEnd w:id="15"/>
+      <w:bookmarkEnd w:id="14"/>
     </w:p>
     <w:p>
       <w:pPr>
@@ -6607,12 +6557,12 @@
         <w:pStyle w:val="a"/>
         <w:ind w:left="0" w:firstLine="0"/>
       </w:pPr>
-      <w:bookmarkStart w:id="16" w:name="_Toc221539203"/>
+      <w:bookmarkStart w:id="15" w:name="_Toc221539203"/>
       <w:r>
         <w:lastRenderedPageBreak/>
         <w:t>Список литературных источников.</w:t>
       </w:r>
-      <w:bookmarkEnd w:id="16"/>
+      <w:bookmarkEnd w:id="15"/>
     </w:p>
     <w:p>
       <w:pPr>
@@ -6624,10 +6574,29 @@
         <w:ind w:left="1066" w:hanging="357"/>
         <w:rPr>
           <w:b/>
-        </w:rPr>
-      </w:pPr>
-      <w:r>
-        <w:t>Моделирование на UML. URL: http://book.uml3.ru/</w:t>
+          <w:lang w:val="en-US"/>
+        </w:rPr>
+      </w:pPr>
+      <w:r>
+        <w:t xml:space="preserve">Моделирование на UML. </w:t>
+      </w:r>
+      <w:r>
+        <w:rPr>
+          <w:lang w:val="en-US"/>
+        </w:rPr>
+        <w:t>URL:</w:t>
+      </w:r>
+      <w:r>
+        <w:rPr>
+          <w:lang w:val="en-US"/>
+        </w:rPr>
+        <w:t xml:space="preserve"> </w:t>
+      </w:r>
+      <w:r>
+        <w:rPr>
+          <w:lang w:val="en-US"/>
+        </w:rPr>
+        <w:t>http://book.uml3.ru/</w:t>
       </w:r>
     </w:p>
     <w:p>
@@ -6688,13 +6657,18 @@
         <w:rPr>
           <w:shd w:val="clear" w:color="auto" w:fill="FFFFFF"/>
         </w:rPr>
-        <w:t xml:space="preserve">. URL: </w:t>
-      </w:r>
-      <w:hyperlink r:id="rId37" w:tooltip="https://lesson.iarduino.ru" w:history="1">
+        <w:t>. URL:</w:t>
+      </w:r>
+      <w:r>
+        <w:rPr>
+          <w:shd w:val="clear" w:color="auto" w:fill="FFFFFF"/>
+        </w:rPr>
+        <w:t xml:space="preserve"> </w:t>
+      </w:r>
+      <w:hyperlink r:id="rId35" w:history="1">
         <w:r>
           <w:rPr>
             <w:rStyle w:val="a9"/>
-            <w:color w:val="000000" w:themeColor="text1"/>
             <w:shd w:val="clear" w:color="auto" w:fill="FFFFFF"/>
           </w:rPr>
           <w:t>https://lesson.iarduino.ru</w:t>
@@ -6714,6 +6688,7 @@
           <w:b/>
           <w:color w:val="000000" w:themeColor="text1"/>
           <w:u w:val="none"/>
+          <w:lang w:val="en-US"/>
         </w:rPr>
       </w:pPr>
       <w:r>
@@ -6732,98 +6707,25 @@
       <w:r>
         <w:rPr>
           <w:shd w:val="clear" w:color="auto" w:fill="FFFFFF"/>
+          <w:lang w:val="en-US"/>
         </w:rPr>
         <w:t>:</w:t>
       </w:r>
-      <w:hyperlink r:id="rId38" w:tooltip="https://kompas.ru/solutions/education/" w:history="1">
+      <w:r>
+        <w:rPr>
+          <w:shd w:val="clear" w:color="auto" w:fill="FFFFFF"/>
+          <w:lang w:val="en-US"/>
+        </w:rPr>
+        <w:t xml:space="preserve"> </w:t>
+      </w:r>
+      <w:hyperlink r:id="rId36" w:history="1">
         <w:r>
           <w:rPr>
             <w:rStyle w:val="a9"/>
-            <w:color w:val="000000" w:themeColor="text1"/>
             <w:shd w:val="clear" w:color="auto" w:fill="FFFFFF"/>
             <w:lang w:val="en-US"/>
           </w:rPr>
-          <w:t>https</w:t>
-        </w:r>
-        <w:r>
-          <w:rPr>
-            <w:rStyle w:val="a9"/>
-            <w:color w:val="000000" w:themeColor="text1"/>
-            <w:shd w:val="clear" w:color="auto" w:fill="FFFFFF"/>
-          </w:rPr>
-          <w:t>://</w:t>
-        </w:r>
-        <w:proofErr w:type="spellStart"/>
-        <w:r>
-          <w:rPr>
-            <w:rStyle w:val="a9"/>
-            <w:color w:val="000000" w:themeColor="text1"/>
-            <w:shd w:val="clear" w:color="auto" w:fill="FFFFFF"/>
-            <w:lang w:val="en-US"/>
-          </w:rPr>
-          <w:t>kompas</w:t>
-        </w:r>
-        <w:proofErr w:type="spellEnd"/>
-        <w:r>
-          <w:rPr>
-            <w:rStyle w:val="a9"/>
-            <w:color w:val="000000" w:themeColor="text1"/>
-            <w:shd w:val="clear" w:color="auto" w:fill="FFFFFF"/>
-          </w:rPr>
-          <w:t>.</w:t>
-        </w:r>
-        <w:proofErr w:type="spellStart"/>
-        <w:r>
-          <w:rPr>
-            <w:rStyle w:val="a9"/>
-            <w:color w:val="000000" w:themeColor="text1"/>
-            <w:shd w:val="clear" w:color="auto" w:fill="FFFFFF"/>
-            <w:lang w:val="en-US"/>
-          </w:rPr>
-          <w:t>ru</w:t>
-        </w:r>
-        <w:proofErr w:type="spellEnd"/>
-        <w:r>
-          <w:rPr>
-            <w:rStyle w:val="a9"/>
-            <w:color w:val="000000" w:themeColor="text1"/>
-            <w:shd w:val="clear" w:color="auto" w:fill="FFFFFF"/>
-          </w:rPr>
-          <w:t>/</w:t>
-        </w:r>
-        <w:r>
-          <w:rPr>
-            <w:rStyle w:val="a9"/>
-            <w:color w:val="000000" w:themeColor="text1"/>
-            <w:shd w:val="clear" w:color="auto" w:fill="FFFFFF"/>
-            <w:lang w:val="en-US"/>
-          </w:rPr>
-          <w:t>solutions</w:t>
-        </w:r>
-        <w:r>
-          <w:rPr>
-            <w:rStyle w:val="a9"/>
-            <w:color w:val="000000" w:themeColor="text1"/>
-            <w:shd w:val="clear" w:color="auto" w:fill="FFFFFF"/>
-          </w:rPr>
-          <w:t>/</w:t>
-        </w:r>
-        <w:r>
-          <w:rPr>
-            <w:rStyle w:val="a9"/>
-            <w:color w:val="000000" w:themeColor="text1"/>
-            <w:shd w:val="clear" w:color="auto" w:fill="FFFFFF"/>
-            <w:lang w:val="en-US"/>
-          </w:rPr>
-          <w:t>education</w:t>
-        </w:r>
-        <w:r>
-          <w:rPr>
-            <w:rStyle w:val="a9"/>
-            <w:color w:val="000000" w:themeColor="text1"/>
-            <w:shd w:val="clear" w:color="auto" w:fill="FFFFFF"/>
-          </w:rPr>
-          <w:t>/</w:t>
+          <w:t>https://kompas.ru/solutions/education/</w:t>
         </w:r>
       </w:hyperlink>
     </w:p>
@@ -6843,35 +6745,7 @@
         <w:rPr>
           <w:bCs/>
         </w:rPr>
-        <w:t xml:space="preserve">Леонов В. Простой и понятный самоучитель </w:t>
-      </w:r>
-      <w:proofErr w:type="spellStart"/>
-      <w:r>
-        <w:rPr>
-          <w:bCs/>
-        </w:rPr>
-        <w:t>Word</w:t>
-      </w:r>
-      <w:proofErr w:type="spellEnd"/>
-      <w:r>
-        <w:rPr>
-          <w:bCs/>
-        </w:rPr>
-        <w:t xml:space="preserve"> и </w:t>
-      </w:r>
-      <w:proofErr w:type="spellStart"/>
-      <w:r>
-        <w:rPr>
-          <w:bCs/>
-        </w:rPr>
-        <w:t>Excel</w:t>
-      </w:r>
-      <w:proofErr w:type="spellEnd"/>
-      <w:r>
-        <w:rPr>
-          <w:bCs/>
-        </w:rPr>
-        <w:t>. 3-е</w:t>
+        <w:t>Леонов В. Простой и понятный самоучитель Word и Excel. 3-е</w:t>
       </w:r>
       <w:r>
         <w:t xml:space="preserve"> </w:t>
@@ -6895,55 +6769,14 @@
         </w:rPr>
         <w:t xml:space="preserve">: </w:t>
       </w:r>
-      <w:hyperlink r:id="rId39" w:history="1">
+      <w:hyperlink r:id="rId37" w:history="1">
         <w:r>
           <w:rPr>
             <w:rStyle w:val="a9"/>
             <w:color w:val="000000" w:themeColor="text1"/>
           </w:rPr>
-          <w:t xml:space="preserve">Леонов В. Простой и понятный самоучитель </w:t>
+          <w:t>Леонов В. Простой и понятный самоучитель Word и Excel. 3-е издание — купить в интернет-магазине ЭКСМО на Яндекс Маркете</w:t>
         </w:r>
-        <w:proofErr w:type="spellStart"/>
-        <w:r>
-          <w:rPr>
-            <w:rStyle w:val="a9"/>
-            <w:color w:val="000000" w:themeColor="text1"/>
-          </w:rPr>
-          <w:t>Word</w:t>
-        </w:r>
-        <w:proofErr w:type="spellEnd"/>
-        <w:r>
-          <w:rPr>
-            <w:rStyle w:val="a9"/>
-            <w:color w:val="000000" w:themeColor="text1"/>
-          </w:rPr>
-          <w:t xml:space="preserve"> и </w:t>
-        </w:r>
-        <w:proofErr w:type="spellStart"/>
-        <w:r>
-          <w:rPr>
-            <w:rStyle w:val="a9"/>
-            <w:color w:val="000000" w:themeColor="text1"/>
-          </w:rPr>
-          <w:t>Excel</w:t>
-        </w:r>
-        <w:proofErr w:type="spellEnd"/>
-        <w:r>
-          <w:rPr>
-            <w:rStyle w:val="a9"/>
-            <w:color w:val="000000" w:themeColor="text1"/>
-          </w:rPr>
-          <w:t xml:space="preserve">. 3-е издание — купить в интернет-магазине ЭКСМО на Яндекс </w:t>
-        </w:r>
-        <w:proofErr w:type="spellStart"/>
-        <w:r>
-          <w:rPr>
-            <w:rStyle w:val="a9"/>
-            <w:color w:val="000000" w:themeColor="text1"/>
-          </w:rPr>
-          <w:t>Маркете</w:t>
-        </w:r>
-        <w:proofErr w:type="spellEnd"/>
       </w:hyperlink>
     </w:p>
     <w:p>
@@ -6956,27 +6789,27 @@
         <w:ind w:left="1066" w:hanging="357"/>
         <w:rPr>
           <w:b/>
+          <w:lang w:val="en-US" w:eastAsia="ru-RU"/>
+        </w:rPr>
+      </w:pPr>
+      <w:r>
+        <w:rPr>
           <w:lang w:eastAsia="ru-RU"/>
         </w:rPr>
-      </w:pPr>
+        <w:t xml:space="preserve">Документация по </w:t>
+      </w:r>
+      <w:proofErr w:type="spellStart"/>
       <w:r>
         <w:rPr>
           <w:lang w:eastAsia="ru-RU"/>
         </w:rPr>
-        <w:t xml:space="preserve">Документация по </w:t>
-      </w:r>
-      <w:proofErr w:type="spellStart"/>
+        <w:t>GitHub</w:t>
+      </w:r>
+      <w:proofErr w:type="spellEnd"/>
       <w:r>
         <w:rPr>
           <w:lang w:eastAsia="ru-RU"/>
         </w:rPr>
-        <w:t>GitHub</w:t>
-      </w:r>
-      <w:proofErr w:type="spellEnd"/>
-      <w:r>
-        <w:rPr>
-          <w:lang w:eastAsia="ru-RU"/>
-        </w:rPr>
         <w:t xml:space="preserve">. </w:t>
       </w:r>
       <w:r>
@@ -6987,11 +6820,17 @@
       </w:r>
       <w:r>
         <w:rPr>
-          <w:lang w:eastAsia="ru-RU"/>
+          <w:lang w:val="en-US" w:eastAsia="ru-RU"/>
         </w:rPr>
         <w:t>:</w:t>
       </w:r>
-      <w:hyperlink r:id="rId40" w:history="1">
+      <w:r>
+        <w:rPr>
+          <w:lang w:val="en-US" w:eastAsia="ru-RU"/>
+        </w:rPr>
+        <w:t xml:space="preserve"> </w:t>
+      </w:r>
+      <w:hyperlink r:id="rId38" w:history="1">
         <w:r>
           <w:rPr>
             <w:rStyle w:val="a9"/>
@@ -7002,7 +6841,7 @@
         <w:r>
           <w:rPr>
             <w:rStyle w:val="a9"/>
-            <w:lang w:eastAsia="ru-RU"/>
+            <w:lang w:val="en-US" w:eastAsia="ru-RU"/>
           </w:rPr>
           <w:t>://</w:t>
         </w:r>
@@ -7016,11 +6855,10 @@
         <w:r>
           <w:rPr>
             <w:rStyle w:val="a9"/>
-            <w:lang w:eastAsia="ru-RU"/>
+            <w:lang w:val="en-US" w:eastAsia="ru-RU"/>
           </w:rPr>
           <w:t>.</w:t>
         </w:r>
-        <w:proofErr w:type="spellStart"/>
         <w:r>
           <w:rPr>
             <w:rStyle w:val="a9"/>
@@ -7028,11 +6866,10 @@
           </w:rPr>
           <w:t>github</w:t>
         </w:r>
-        <w:proofErr w:type="spellEnd"/>
         <w:r>
           <w:rPr>
             <w:rStyle w:val="a9"/>
-            <w:lang w:eastAsia="ru-RU"/>
+            <w:lang w:val="en-US" w:eastAsia="ru-RU"/>
           </w:rPr>
           <w:t>.</w:t>
         </w:r>
@@ -7046,11 +6883,10 @@
         <w:r>
           <w:rPr>
             <w:rStyle w:val="a9"/>
-            <w:lang w:eastAsia="ru-RU"/>
+            <w:lang w:val="en-US" w:eastAsia="ru-RU"/>
           </w:rPr>
           <w:t>/</w:t>
         </w:r>
-        <w:proofErr w:type="spellStart"/>
         <w:r>
           <w:rPr>
             <w:rStyle w:val="a9"/>
@@ -7058,11 +6894,10 @@
           </w:rPr>
           <w:t>ru</w:t>
         </w:r>
-        <w:proofErr w:type="spellEnd"/>
         <w:r>
           <w:rPr>
             <w:rStyle w:val="a9"/>
-            <w:lang w:eastAsia="ru-RU"/>
+            <w:lang w:val="en-US" w:eastAsia="ru-RU"/>
           </w:rPr>
           <w:t>/</w:t>
         </w:r>
@@ -7076,7 +6911,7 @@
         <w:r>
           <w:rPr>
             <w:rStyle w:val="a9"/>
-            <w:lang w:eastAsia="ru-RU"/>
+            <w:lang w:val="en-US" w:eastAsia="ru-RU"/>
           </w:rPr>
           <w:t>-</w:t>
         </w:r>
@@ -7090,11 +6925,10 @@
         <w:r>
           <w:rPr>
             <w:rStyle w:val="a9"/>
-            <w:lang w:eastAsia="ru-RU"/>
+            <w:lang w:val="en-US" w:eastAsia="ru-RU"/>
           </w:rPr>
           <w:t>/</w:t>
         </w:r>
-        <w:proofErr w:type="spellStart"/>
         <w:r>
           <w:rPr>
             <w:rStyle w:val="a9"/>
@@ -7102,11 +6936,10 @@
           </w:rPr>
           <w:t>quickstart</w:t>
         </w:r>
-        <w:proofErr w:type="spellEnd"/>
         <w:r>
           <w:rPr>
             <w:rStyle w:val="a9"/>
-            <w:lang w:eastAsia="ru-RU"/>
+            <w:lang w:val="en-US" w:eastAsia="ru-RU"/>
           </w:rPr>
           <w:t>/</w:t>
         </w:r>
@@ -7120,7 +6953,7 @@
         <w:r>
           <w:rPr>
             <w:rStyle w:val="a9"/>
-            <w:lang w:eastAsia="ru-RU"/>
+            <w:lang w:val="en-US" w:eastAsia="ru-RU"/>
           </w:rPr>
           <w:t>-</w:t>
         </w:r>
@@ -7147,9 +6980,12 @@
         </w:rPr>
       </w:pPr>
       <w:r>
-        <w:t xml:space="preserve">ARDUINO: от азов программирования до создания практических устройств </w:t>
-      </w:r>
-      <w:hyperlink r:id="rId41" w:history="1">
+        <w:t>ARDUINO: от азов программирования до создания практических устройств</w:t>
+      </w:r>
+      <w:r>
+        <w:t xml:space="preserve"> </w:t>
+      </w:r>
+      <w:hyperlink r:id="rId39" w:history="1">
         <w:r>
           <w:rPr>
             <w:rStyle w:val="a9"/>
@@ -7181,23 +7017,26 @@
         <w:ind w:left="567"/>
         <w:jc w:val="center"/>
       </w:pPr>
-      <w:bookmarkStart w:id="17" w:name="_Приложение_А"/>
-      <w:bookmarkStart w:id="18" w:name="_Toc37554"/>
-      <w:bookmarkStart w:id="19" w:name="_Toc221539204"/>
-      <w:bookmarkEnd w:id="17"/>
+      <w:bookmarkStart w:id="16" w:name="_Приложение_А"/>
+      <w:bookmarkStart w:id="17" w:name="_Toc37554"/>
+      <w:bookmarkStart w:id="18" w:name="_Toc221539204"/>
+      <w:bookmarkEnd w:id="16"/>
       <w:r>
         <w:lastRenderedPageBreak/>
         <w:t>Приложение</w:t>
       </w:r>
+      <w:bookmarkEnd w:id="17"/>
+      <w:r>
+        <w:t xml:space="preserve"> А</w:t>
+      </w:r>
       <w:bookmarkEnd w:id="18"/>
-      <w:r>
-        <w:t xml:space="preserve"> А</w:t>
-      </w:r>
-      <w:bookmarkEnd w:id="19"/>
     </w:p>
     <w:p>
       <w:pPr>
         <w:pStyle w:val="afd"/>
+        <w:rPr>
+          <w:lang w:val="en-US"/>
+        </w:rPr>
       </w:pPr>
       <w:r>
         <w:t>Ниже представлены некоторые чертежи 3Д моделей</w:t>
@@ -7205,233 +7044,21 @@
     </w:p>
     <w:p>
       <w:pPr>
+        <w:pStyle w:val="afd"/>
+        <w:rPr>
+          <w:lang w:val="en-US"/>
+        </w:rPr>
+      </w:pPr>
+    </w:p>
+    <w:p>
+      <w:pPr>
         <w:pStyle w:val="aff"/>
       </w:pPr>
-      <w:r>
-        <w:rPr>
-          <w:noProof/>
-          <w:lang w:eastAsia="ru-RU"/>
-        </w:rPr>
-        <w:drawing>
-          <wp:inline distT="0" distB="0" distL="0" distR="0" wp14:anchorId="77704527" wp14:editId="25760210">
-            <wp:extent cx="5586014" cy="7886700"/>
-            <wp:effectExtent l="0" t="0" r="0" b="0"/>
-            <wp:docPr id="19" name="Рисунок 19"/>
-            <wp:cNvGraphicFramePr>
-              <a:graphicFrameLocks xmlns:a="http://schemas.openxmlformats.org/drawingml/2006/main" noChangeAspect="1"/>
-            </wp:cNvGraphicFramePr>
-            <a:graphic xmlns:a="http://schemas.openxmlformats.org/drawingml/2006/main">
-              <a:graphicData uri="http://schemas.openxmlformats.org/drawingml/2006/picture">
-                <pic:pic xmlns:pic="http://schemas.openxmlformats.org/drawingml/2006/picture">
-                  <pic:nvPicPr>
-                    <pic:cNvPr id="19" name="Подставка под клешню.png"/>
-                    <pic:cNvPicPr/>
-                  </pic:nvPicPr>
-                  <pic:blipFill>
-                    <a:blip r:embed="rId42">
-                      <a:extLst>
-                        <a:ext uri="{28A0092B-C50C-407E-A947-70E740481C1C}">
-                          <a14:useLocalDpi xmlns:a14="http://schemas.microsoft.com/office/drawing/2010/main" val="0"/>
-                        </a:ext>
-                      </a:extLst>
-                    </a:blip>
-                    <a:stretch>
-                      <a:fillRect/>
-                    </a:stretch>
-                  </pic:blipFill>
-                  <pic:spPr>
-                    <a:xfrm>
-                      <a:off x="0" y="0"/>
-                      <a:ext cx="5587004" cy="7888098"/>
-                    </a:xfrm>
-                    <a:prstGeom prst="rect">
-                      <a:avLst/>
-                    </a:prstGeom>
-                  </pic:spPr>
-                </pic:pic>
-              </a:graphicData>
-            </a:graphic>
-          </wp:inline>
-        </w:drawing>
-      </w:r>
-    </w:p>
-    <w:p>
-      <w:pPr>
-        <w:pStyle w:val="a6"/>
-        <w:rPr>
-          <w:sz w:val="24"/>
-          <w:szCs w:val="24"/>
-        </w:rPr>
-      </w:pPr>
-      <w:r>
-        <w:rPr>
-          <w:sz w:val="24"/>
-          <w:szCs w:val="24"/>
-        </w:rPr>
-        <w:t xml:space="preserve">Рисунок </w:t>
-      </w:r>
-      <w:r>
-        <w:rPr>
-          <w:sz w:val="24"/>
-          <w:szCs w:val="24"/>
-        </w:rPr>
-        <w:fldChar w:fldCharType="begin"/>
-      </w:r>
-      <w:r>
-        <w:rPr>
-          <w:sz w:val="24"/>
-          <w:szCs w:val="24"/>
-        </w:rPr>
-        <w:instrText xml:space="preserve"> SEQ Рисунок \* ARABIC </w:instrText>
-      </w:r>
-      <w:r>
-        <w:rPr>
-          <w:sz w:val="24"/>
-          <w:szCs w:val="24"/>
-        </w:rPr>
-        <w:fldChar w:fldCharType="separate"/>
-      </w:r>
-      <w:r>
-        <w:rPr>
-          <w:noProof/>
-          <w:sz w:val="24"/>
-          <w:szCs w:val="24"/>
-        </w:rPr>
-        <w:t>17</w:t>
-      </w:r>
-      <w:r>
-        <w:rPr>
-          <w:sz w:val="24"/>
-          <w:szCs w:val="24"/>
-        </w:rPr>
-        <w:fldChar w:fldCharType="end"/>
-      </w:r>
-      <w:r>
-        <w:rPr>
-          <w:sz w:val="24"/>
-          <w:szCs w:val="24"/>
-        </w:rPr>
-        <w:t xml:space="preserve"> Чертёж подставки под клешню</w:t>
-      </w:r>
     </w:p>
     <w:p>
       <w:pPr>
         <w:pStyle w:val="aff"/>
       </w:pPr>
-      <w:r>
-        <w:rPr>
-          <w:noProof/>
-          <w:lang w:eastAsia="ru-RU"/>
-        </w:rPr>
-        <w:lastRenderedPageBreak/>
-        <w:drawing>
-          <wp:inline distT="0" distB="0" distL="0" distR="0" wp14:anchorId="7809AEB6" wp14:editId="6A375554">
-            <wp:extent cx="5940425" cy="8387080"/>
-            <wp:effectExtent l="0" t="0" r="3175" b="0"/>
-            <wp:docPr id="27" name="Рисунок 27"/>
-            <wp:cNvGraphicFramePr>
-              <a:graphicFrameLocks xmlns:a="http://schemas.openxmlformats.org/drawingml/2006/main" noChangeAspect="1"/>
-            </wp:cNvGraphicFramePr>
-            <a:graphic xmlns:a="http://schemas.openxmlformats.org/drawingml/2006/main">
-              <a:graphicData uri="http://schemas.openxmlformats.org/drawingml/2006/picture">
-                <pic:pic xmlns:pic="http://schemas.openxmlformats.org/drawingml/2006/picture">
-                  <pic:nvPicPr>
-                    <pic:cNvPr id="27" name="5211023321787470922.jpg"/>
-                    <pic:cNvPicPr/>
-                  </pic:nvPicPr>
-                  <pic:blipFill>
-                    <a:blip r:embed="rId43">
-                      <a:extLst>
-                        <a:ext uri="{28A0092B-C50C-407E-A947-70E740481C1C}">
-                          <a14:useLocalDpi xmlns:a14="http://schemas.microsoft.com/office/drawing/2010/main" val="0"/>
-                        </a:ext>
-                      </a:extLst>
-                    </a:blip>
-                    <a:stretch>
-                      <a:fillRect/>
-                    </a:stretch>
-                  </pic:blipFill>
-                  <pic:spPr>
-                    <a:xfrm>
-                      <a:off x="0" y="0"/>
-                      <a:ext cx="5940425" cy="8387080"/>
-                    </a:xfrm>
-                    <a:prstGeom prst="rect">
-                      <a:avLst/>
-                    </a:prstGeom>
-                  </pic:spPr>
-                </pic:pic>
-              </a:graphicData>
-            </a:graphic>
-          </wp:inline>
-        </w:drawing>
-      </w:r>
-    </w:p>
-    <w:p>
-      <w:pPr>
-        <w:pStyle w:val="a6"/>
-        <w:rPr>
-          <w:sz w:val="24"/>
-          <w:szCs w:val="24"/>
-        </w:rPr>
-      </w:pPr>
-      <w:r>
-        <w:rPr>
-          <w:sz w:val="24"/>
-          <w:szCs w:val="24"/>
-        </w:rPr>
-        <w:t xml:space="preserve">Рисунок </w:t>
-      </w:r>
-      <w:r>
-        <w:rPr>
-          <w:sz w:val="24"/>
-          <w:szCs w:val="24"/>
-        </w:rPr>
-        <w:fldChar w:fldCharType="begin"/>
-      </w:r>
-      <w:r>
-        <w:rPr>
-          <w:sz w:val="24"/>
-          <w:szCs w:val="24"/>
-        </w:rPr>
-        <w:instrText xml:space="preserve"> SEQ Рисунок \* ARABIC </w:instrText>
-      </w:r>
-      <w:r>
-        <w:rPr>
-          <w:sz w:val="24"/>
-          <w:szCs w:val="24"/>
-        </w:rPr>
-        <w:fldChar w:fldCharType="separate"/>
-      </w:r>
-      <w:r>
-        <w:rPr>
-          <w:noProof/>
-          <w:sz w:val="24"/>
-          <w:szCs w:val="24"/>
-        </w:rPr>
-        <w:t>18</w:t>
-      </w:r>
-      <w:r>
-        <w:rPr>
-          <w:sz w:val="24"/>
-          <w:szCs w:val="24"/>
-        </w:rPr>
-        <w:fldChar w:fldCharType="end"/>
-      </w:r>
-      <w:r>
-        <w:rPr>
-          <w:sz w:val="24"/>
-          <w:szCs w:val="24"/>
-        </w:rPr>
-        <w:t xml:space="preserve"> </w:t>
-      </w:r>
-      <w:r>
-        <w:rPr>
-          <w:sz w:val="24"/>
-          <w:szCs w:val="24"/>
-        </w:rPr>
-        <w:t>Чертёж подставки под клешню</w:t>
-      </w:r>
     </w:p>
     <w:p>
       <w:pPr>
@@ -7443,16 +7070,15 @@
         <w:ind w:left="567"/>
         <w:jc w:val="center"/>
       </w:pPr>
-      <w:bookmarkStart w:id="20" w:name="_Ниже_представлены_фотографии"/>
-      <w:bookmarkStart w:id="21" w:name="_Приложение_Б"/>
-      <w:bookmarkStart w:id="22" w:name="_Toc221539205"/>
+      <w:bookmarkStart w:id="19" w:name="_Ниже_представлены_фотографии"/>
+      <w:bookmarkStart w:id="20" w:name="_Приложение_Б"/>
+      <w:bookmarkStart w:id="21" w:name="_Toc221539205"/>
+      <w:bookmarkEnd w:id="19"/>
       <w:bookmarkEnd w:id="20"/>
+      <w:r>
+        <w:t>Приложение Б</w:t>
+      </w:r>
       <w:bookmarkEnd w:id="21"/>
-      <w:r>
-        <w:lastRenderedPageBreak/>
-        <w:t>Приложение Б</w:t>
-      </w:r>
-      <w:bookmarkEnd w:id="22"/>
     </w:p>
     <w:p>
       <w:pPr>
@@ -7472,7 +7098,7 @@
           <w:lang w:eastAsia="ru-RU"/>
         </w:rPr>
         <w:drawing>
-          <wp:inline distT="0" distB="0" distL="0" distR="0" wp14:anchorId="5E9EC03D" wp14:editId="052A6E8B">
+          <wp:inline distT="0" distB="0" distL="0" distR="0" wp14:anchorId="5E9EC03D" wp14:editId="522A9F81">
             <wp:extent cx="4617720" cy="3463166"/>
             <wp:effectExtent l="0" t="0" r="0" b="4445"/>
             <wp:docPr id="28" name="Рисунок 28"/>
@@ -7487,7 +7113,7 @@
                     <pic:cNvPicPr/>
                   </pic:nvPicPr>
                   <pic:blipFill>
-                    <a:blip r:embed="rId44" cstate="print">
+                    <a:blip r:embed="rId40" cstate="print">
                       <a:extLst>
                         <a:ext uri="{28A0092B-C50C-407E-A947-70E740481C1C}">
                           <a14:useLocalDpi xmlns:a14="http://schemas.microsoft.com/office/drawing/2010/main" val="0"/>
@@ -7589,8 +7215,9 @@
           <w:noProof/>
           <w:lang w:eastAsia="ru-RU"/>
         </w:rPr>
+        <w:lastRenderedPageBreak/>
         <w:drawing>
-          <wp:inline distT="0" distB="0" distL="0" distR="0" wp14:anchorId="0CB37090" wp14:editId="46136D75">
+          <wp:inline distT="0" distB="0" distL="0" distR="0" wp14:anchorId="0CB37090" wp14:editId="4CA0DC27">
             <wp:extent cx="4622962" cy="3467100"/>
             <wp:effectExtent l="0" t="0" r="6350" b="0"/>
             <wp:docPr id="29" name="Рисунок 29"/>
@@ -7605,7 +7232,7 @@
                     <pic:cNvPicPr/>
                   </pic:nvPicPr>
                   <pic:blipFill>
-                    <a:blip r:embed="rId45" cstate="print">
+                    <a:blip r:embed="rId41" cstate="print">
                       <a:extLst>
                         <a:ext uri="{28A0092B-C50C-407E-A947-70E740481C1C}">
                           <a14:useLocalDpi xmlns:a14="http://schemas.microsoft.com/office/drawing/2010/main" val="0"/>
@@ -7692,10 +7319,10 @@
       </w:r>
     </w:p>
     <w:sectPr>
-      <w:headerReference w:type="default" r:id="rId46"/>
-      <w:footerReference w:type="even" r:id="rId47"/>
-      <w:footerReference w:type="default" r:id="rId48"/>
-      <w:headerReference w:type="first" r:id="rId49"/>
+      <w:headerReference w:type="default" r:id="rId42"/>
+      <w:footerReference w:type="even" r:id="rId43"/>
+      <w:footerReference w:type="default" r:id="rId44"/>
+      <w:headerReference w:type="first" r:id="rId45"/>
       <w:pgSz w:w="11906" w:h="16838"/>
       <w:pgMar w:top="1134" w:right="850" w:bottom="1134" w:left="1701" w:header="708" w:footer="708" w:gutter="0"/>
       <w:pgNumType w:start="1"/>
@@ -7708,7 +7335,7 @@
 </file>
 
 <file path=word/endnotes.xml><?xml version="1.0" encoding="utf-8"?>
-<w:endnotes xmlns:wpc="http://schemas.microsoft.com/office/word/2010/wordprocessingCanvas" xmlns:cx="http://schemas.microsoft.com/office/drawing/2014/chartex" xmlns:mc="http://schemas.openxmlformats.org/markup-compatibility/2006" xmlns:o="urn:schemas-microsoft-com:office:office" xmlns:r="http://schemas.openxmlformats.org/officeDocument/2006/relationships" xmlns:m="http://schemas.openxmlformats.org/officeDocument/2006/math" xmlns:v="urn:schemas-microsoft-com:vml" xmlns:wp14="http://schemas.microsoft.com/office/word/2010/wordprocessingDrawing" xmlns:wp="http://schemas.openxmlformats.org/drawingml/2006/wordprocessingDrawing" xmlns:w10="urn:schemas-microsoft-com:office:word" xmlns:w="http://schemas.openxmlformats.org/wordprocessingml/2006/main" xmlns:w14="http://schemas.microsoft.com/office/word/2010/wordml" xmlns:w15="http://schemas.microsoft.com/office/word/2012/wordml" xmlns:w16se="http://schemas.microsoft.com/office/word/2015/wordml/symex" xmlns:wpg="http://schemas.microsoft.com/office/word/2010/wordprocessingGroup" xmlns:wpi="http://schemas.microsoft.com/office/word/2010/wordprocessingInk" xmlns:wne="http://schemas.microsoft.com/office/word/2006/wordml" xmlns:wps="http://schemas.microsoft.com/office/word/2010/wordprocessingShape" mc:Ignorable="w14 w15 w16se wp14">
+<w:endnotes xmlns:wpc="http://schemas.microsoft.com/office/word/2010/wordprocessingCanvas" xmlns:cx="http://schemas.microsoft.com/office/drawing/2014/chartex" xmlns:cx1="http://schemas.microsoft.com/office/drawing/2015/9/8/chartex" xmlns:cx2="http://schemas.microsoft.com/office/drawing/2015/10/21/chartex" xmlns:cx3="http://schemas.microsoft.com/office/drawing/2016/5/9/chartex" xmlns:cx4="http://schemas.microsoft.com/office/drawing/2016/5/10/chartex" xmlns:cx5="http://schemas.microsoft.com/office/drawing/2016/5/11/chartex" xmlns:cx6="http://schemas.microsoft.com/office/drawing/2016/5/12/chartex" xmlns:cx7="http://schemas.microsoft.com/office/drawing/2016/5/13/chartex" xmlns:cx8="http://schemas.microsoft.com/office/drawing/2016/5/14/chartex" xmlns:mc="http://schemas.openxmlformats.org/markup-compatibility/2006" xmlns:aink="http://schemas.microsoft.com/office/drawing/2016/ink" xmlns:am3d="http://schemas.microsoft.com/office/drawing/2017/model3d" xmlns:o="urn:schemas-microsoft-com:office:office" xmlns:oel="http://schemas.microsoft.com/office/2019/extlst" xmlns:r="http://schemas.openxmlformats.org/officeDocument/2006/relationships" xmlns:m="http://schemas.openxmlformats.org/officeDocument/2006/math" xmlns:v="urn:schemas-microsoft-com:vml" xmlns:wp14="http://schemas.microsoft.com/office/word/2010/wordprocessingDrawing" xmlns:wp="http://schemas.openxmlformats.org/drawingml/2006/wordprocessingDrawing" xmlns:w10="urn:schemas-microsoft-com:office:word" xmlns:w="http://schemas.openxmlformats.org/wordprocessingml/2006/main" xmlns:w14="http://schemas.microsoft.com/office/word/2010/wordml" xmlns:w15="http://schemas.microsoft.com/office/word/2012/wordml" xmlns:w16cex="http://schemas.microsoft.com/office/word/2018/wordml/cex" xmlns:w16cid="http://schemas.microsoft.com/office/word/2016/wordml/cid" xmlns:w16="http://schemas.microsoft.com/office/word/2018/wordml" xmlns:w16sdtdh="http://schemas.microsoft.com/office/word/2020/wordml/sdtdatahash" xmlns:w16se="http://schemas.microsoft.com/office/word/2015/wordml/symex" xmlns:wpg="http://schemas.microsoft.com/office/word/2010/wordprocessingGroup" xmlns:wpi="http://schemas.microsoft.com/office/word/2010/wordprocessingInk" xmlns:wne="http://schemas.microsoft.com/office/word/2006/wordml" xmlns:wps="http://schemas.microsoft.com/office/word/2010/wordprocessingShape" mc:Ignorable="w14 w15 w16se w16cid w16 w16cex w16sdtdh wp14">
   <w:endnote w:type="separator" w:id="-1">
     <w:p>
       <w:pPr>
@@ -7733,7 +7360,7 @@
 </file>
 
 <file path=word/footer1.xml><?xml version="1.0" encoding="utf-8"?>
-<w:ftr xmlns:wpc="http://schemas.microsoft.com/office/word/2010/wordprocessingCanvas" xmlns:cx="http://schemas.microsoft.com/office/drawing/2014/chartex" xmlns:mc="http://schemas.openxmlformats.org/markup-compatibility/2006" xmlns:o="urn:schemas-microsoft-com:office:office" xmlns:r="http://schemas.openxmlformats.org/officeDocument/2006/relationships" xmlns:m="http://schemas.openxmlformats.org/officeDocument/2006/math" xmlns:v="urn:schemas-microsoft-com:vml" xmlns:wp14="http://schemas.microsoft.com/office/word/2010/wordprocessingDrawing" xmlns:wp="http://schemas.openxmlformats.org/drawingml/2006/wordprocessingDrawing" xmlns:w10="urn:schemas-microsoft-com:office:word" xmlns:w="http://schemas.openxmlformats.org/wordprocessingml/2006/main" xmlns:w14="http://schemas.microsoft.com/office/word/2010/wordml" xmlns:w15="http://schemas.microsoft.com/office/word/2012/wordml" xmlns:w16se="http://schemas.microsoft.com/office/word/2015/wordml/symex" xmlns:wpg="http://schemas.microsoft.com/office/word/2010/wordprocessingGroup" xmlns:wpi="http://schemas.microsoft.com/office/word/2010/wordprocessingInk" xmlns:wne="http://schemas.microsoft.com/office/word/2006/wordml" xmlns:wps="http://schemas.microsoft.com/office/word/2010/wordprocessingShape" mc:Ignorable="w14 w15 w16se wp14">
+<w:ftr xmlns:wpc="http://schemas.microsoft.com/office/word/2010/wordprocessingCanvas" xmlns:cx="http://schemas.microsoft.com/office/drawing/2014/chartex" xmlns:cx1="http://schemas.microsoft.com/office/drawing/2015/9/8/chartex" xmlns:cx2="http://schemas.microsoft.com/office/drawing/2015/10/21/chartex" xmlns:cx3="http://schemas.microsoft.com/office/drawing/2016/5/9/chartex" xmlns:cx4="http://schemas.microsoft.com/office/drawing/2016/5/10/chartex" xmlns:cx5="http://schemas.microsoft.com/office/drawing/2016/5/11/chartex" xmlns:cx6="http://schemas.microsoft.com/office/drawing/2016/5/12/chartex" xmlns:cx7="http://schemas.microsoft.com/office/drawing/2016/5/13/chartex" xmlns:cx8="http://schemas.microsoft.com/office/drawing/2016/5/14/chartex" xmlns:mc="http://schemas.openxmlformats.org/markup-compatibility/2006" xmlns:aink="http://schemas.microsoft.com/office/drawing/2016/ink" xmlns:am3d="http://schemas.microsoft.com/office/drawing/2017/model3d" xmlns:o="urn:schemas-microsoft-com:office:office" xmlns:oel="http://schemas.microsoft.com/office/2019/extlst" xmlns:r="http://schemas.openxmlformats.org/officeDocument/2006/relationships" xmlns:m="http://schemas.openxmlformats.org/officeDocument/2006/math" xmlns:v="urn:schemas-microsoft-com:vml" xmlns:wp14="http://schemas.microsoft.com/office/word/2010/wordprocessingDrawing" xmlns:wp="http://schemas.openxmlformats.org/drawingml/2006/wordprocessingDrawing" xmlns:w10="urn:schemas-microsoft-com:office:word" xmlns:w="http://schemas.openxmlformats.org/wordprocessingml/2006/main" xmlns:w14="http://schemas.microsoft.com/office/word/2010/wordml" xmlns:w15="http://schemas.microsoft.com/office/word/2012/wordml" xmlns:w16cex="http://schemas.microsoft.com/office/word/2018/wordml/cex" xmlns:w16cid="http://schemas.microsoft.com/office/word/2016/wordml/cid" xmlns:w16="http://schemas.microsoft.com/office/word/2018/wordml" xmlns:w16sdtdh="http://schemas.microsoft.com/office/word/2020/wordml/sdtdatahash" xmlns:w16se="http://schemas.microsoft.com/office/word/2015/wordml/symex" xmlns:wpg="http://schemas.microsoft.com/office/word/2010/wordprocessingGroup" xmlns:wpi="http://schemas.microsoft.com/office/word/2010/wordprocessingInk" xmlns:wne="http://schemas.microsoft.com/office/word/2006/wordml" xmlns:wps="http://schemas.microsoft.com/office/word/2010/wordprocessingShape" mc:Ignorable="w14 w15 w16se w16cid w16 w16cex w16sdtdh wp14">
   <w:p>
     <w:pPr>
       <w:pBdr>
@@ -7809,7 +7436,7 @@
 </file>
 
 <file path=word/footer2.xml><?xml version="1.0" encoding="utf-8"?>
-<w:ftr xmlns:wpc="http://schemas.microsoft.com/office/word/2010/wordprocessingCanvas" xmlns:cx="http://schemas.microsoft.com/office/drawing/2014/chartex" xmlns:mc="http://schemas.openxmlformats.org/markup-compatibility/2006" xmlns:o="urn:schemas-microsoft-com:office:office" xmlns:r="http://schemas.openxmlformats.org/officeDocument/2006/relationships" xmlns:m="http://schemas.openxmlformats.org/officeDocument/2006/math" xmlns:v="urn:schemas-microsoft-com:vml" xmlns:wp14="http://schemas.microsoft.com/office/word/2010/wordprocessingDrawing" xmlns:wp="http://schemas.openxmlformats.org/drawingml/2006/wordprocessingDrawing" xmlns:w10="urn:schemas-microsoft-com:office:word" xmlns:w="http://schemas.openxmlformats.org/wordprocessingml/2006/main" xmlns:w14="http://schemas.microsoft.com/office/word/2010/wordml" xmlns:w15="http://schemas.microsoft.com/office/word/2012/wordml" xmlns:w16se="http://schemas.microsoft.com/office/word/2015/wordml/symex" xmlns:wpg="http://schemas.microsoft.com/office/word/2010/wordprocessingGroup" xmlns:wpi="http://schemas.microsoft.com/office/word/2010/wordprocessingInk" xmlns:wne="http://schemas.microsoft.com/office/word/2006/wordml" xmlns:wps="http://schemas.microsoft.com/office/word/2010/wordprocessingShape" mc:Ignorable="w14 w15 w16se wp14">
+<w:ftr xmlns:wpc="http://schemas.microsoft.com/office/word/2010/wordprocessingCanvas" xmlns:cx="http://schemas.microsoft.com/office/drawing/2014/chartex" xmlns:cx1="http://schemas.microsoft.com/office/drawing/2015/9/8/chartex" xmlns:cx2="http://schemas.microsoft.com/office/drawing/2015/10/21/chartex" xmlns:cx3="http://schemas.microsoft.com/office/drawing/2016/5/9/chartex" xmlns:cx4="http://schemas.microsoft.com/office/drawing/2016/5/10/chartex" xmlns:cx5="http://schemas.microsoft.com/office/drawing/2016/5/11/chartex" xmlns:cx6="http://schemas.microsoft.com/office/drawing/2016/5/12/chartex" xmlns:cx7="http://schemas.microsoft.com/office/drawing/2016/5/13/chartex" xmlns:cx8="http://schemas.microsoft.com/office/drawing/2016/5/14/chartex" xmlns:mc="http://schemas.openxmlformats.org/markup-compatibility/2006" xmlns:aink="http://schemas.microsoft.com/office/drawing/2016/ink" xmlns:am3d="http://schemas.microsoft.com/office/drawing/2017/model3d" xmlns:o="urn:schemas-microsoft-com:office:office" xmlns:oel="http://schemas.microsoft.com/office/2019/extlst" xmlns:r="http://schemas.openxmlformats.org/officeDocument/2006/relationships" xmlns:m="http://schemas.openxmlformats.org/officeDocument/2006/math" xmlns:v="urn:schemas-microsoft-com:vml" xmlns:wp14="http://schemas.microsoft.com/office/word/2010/wordprocessingDrawing" xmlns:wp="http://schemas.openxmlformats.org/drawingml/2006/wordprocessingDrawing" xmlns:w10="urn:schemas-microsoft-com:office:word" xmlns:w="http://schemas.openxmlformats.org/wordprocessingml/2006/main" xmlns:w14="http://schemas.microsoft.com/office/word/2010/wordml" xmlns:w15="http://schemas.microsoft.com/office/word/2012/wordml" xmlns:w16cex="http://schemas.microsoft.com/office/word/2018/wordml/cex" xmlns:w16cid="http://schemas.microsoft.com/office/word/2016/wordml/cid" xmlns:w16="http://schemas.microsoft.com/office/word/2018/wordml" xmlns:w16sdtdh="http://schemas.microsoft.com/office/word/2020/wordml/sdtdatahash" xmlns:w16se="http://schemas.microsoft.com/office/word/2015/wordml/symex" xmlns:wpg="http://schemas.microsoft.com/office/word/2010/wordprocessingGroup" xmlns:wpi="http://schemas.microsoft.com/office/word/2010/wordprocessingInk" xmlns:wne="http://schemas.microsoft.com/office/word/2006/wordml" xmlns:wps="http://schemas.microsoft.com/office/word/2010/wordprocessingShape" mc:Ignorable="w14 w15 w16se w16cid w16 w16cex w16sdtdh wp14">
   <w:p>
     <w:pPr>
       <w:pBdr>
@@ -7886,7 +7513,7 @@
 </file>
 
 <file path=word/footnotes.xml><?xml version="1.0" encoding="utf-8"?>
-<w:footnotes xmlns:wpc="http://schemas.microsoft.com/office/word/2010/wordprocessingCanvas" xmlns:cx="http://schemas.microsoft.com/office/drawing/2014/chartex" xmlns:mc="http://schemas.openxmlformats.org/markup-compatibility/2006" xmlns:o="urn:schemas-microsoft-com:office:office" xmlns:r="http://schemas.openxmlformats.org/officeDocument/2006/relationships" xmlns:m="http://schemas.openxmlformats.org/officeDocument/2006/math" xmlns:v="urn:schemas-microsoft-com:vml" xmlns:wp14="http://schemas.microsoft.com/office/word/2010/wordprocessingDrawing" xmlns:wp="http://schemas.openxmlformats.org/drawingml/2006/wordprocessingDrawing" xmlns:w10="urn:schemas-microsoft-com:office:word" xmlns:w="http://schemas.openxmlformats.org/wordprocessingml/2006/main" xmlns:w14="http://schemas.microsoft.com/office/word/2010/wordml" xmlns:w15="http://schemas.microsoft.com/office/word/2012/wordml" xmlns:w16se="http://schemas.microsoft.com/office/word/2015/wordml/symex" xmlns:wpg="http://schemas.microsoft.com/office/word/2010/wordprocessingGroup" xmlns:wpi="http://schemas.microsoft.com/office/word/2010/wordprocessingInk" xmlns:wne="http://schemas.microsoft.com/office/word/2006/wordml" xmlns:wps="http://schemas.microsoft.com/office/word/2010/wordprocessingShape" mc:Ignorable="w14 w15 w16se wp14">
+<w:footnotes xmlns:wpc="http://schemas.microsoft.com/office/word/2010/wordprocessingCanvas" xmlns:cx="http://schemas.microsoft.com/office/drawing/2014/chartex" xmlns:cx1="http://schemas.microsoft.com/office/drawing/2015/9/8/chartex" xmlns:cx2="http://schemas.microsoft.com/office/drawing/2015/10/21/chartex" xmlns:cx3="http://schemas.microsoft.com/office/drawing/2016/5/9/chartex" xmlns:cx4="http://schemas.microsoft.com/office/drawing/2016/5/10/chartex" xmlns:cx5="http://schemas.microsoft.com/office/drawing/2016/5/11/chartex" xmlns:cx6="http://schemas.microsoft.com/office/drawing/2016/5/12/chartex" xmlns:cx7="http://schemas.microsoft.com/office/drawing/2016/5/13/chartex" xmlns:cx8="http://schemas.microsoft.com/office/drawing/2016/5/14/chartex" xmlns:mc="http://schemas.openxmlformats.org/markup-compatibility/2006" xmlns:aink="http://schemas.microsoft.com/office/drawing/2016/ink" xmlns:am3d="http://schemas.microsoft.com/office/drawing/2017/model3d" xmlns:o="urn:schemas-microsoft-com:office:office" xmlns:oel="http://schemas.microsoft.com/office/2019/extlst" xmlns:r="http://schemas.openxmlformats.org/officeDocument/2006/relationships" xmlns:m="http://schemas.openxmlformats.org/officeDocument/2006/math" xmlns:v="urn:schemas-microsoft-com:vml" xmlns:wp14="http://schemas.microsoft.com/office/word/2010/wordprocessingDrawing" xmlns:wp="http://schemas.openxmlformats.org/drawingml/2006/wordprocessingDrawing" xmlns:w10="urn:schemas-microsoft-com:office:word" xmlns:w="http://schemas.openxmlformats.org/wordprocessingml/2006/main" xmlns:w14="http://schemas.microsoft.com/office/word/2010/wordml" xmlns:w15="http://schemas.microsoft.com/office/word/2012/wordml" xmlns:w16cex="http://schemas.microsoft.com/office/word/2018/wordml/cex" xmlns:w16cid="http://schemas.microsoft.com/office/word/2016/wordml/cid" xmlns:w16="http://schemas.microsoft.com/office/word/2018/wordml" xmlns:w16sdtdh="http://schemas.microsoft.com/office/word/2020/wordml/sdtdatahash" xmlns:w16se="http://schemas.microsoft.com/office/word/2015/wordml/symex" xmlns:wpg="http://schemas.microsoft.com/office/word/2010/wordprocessingGroup" xmlns:wpi="http://schemas.microsoft.com/office/word/2010/wordprocessingInk" xmlns:wne="http://schemas.microsoft.com/office/word/2006/wordml" xmlns:wps="http://schemas.microsoft.com/office/word/2010/wordprocessingShape" mc:Ignorable="w14 w15 w16se w16cid w16 w16cex w16sdtdh wp14">
   <w:footnote w:type="separator" w:id="-1">
     <w:p>
       <w:pPr>
@@ -7911,7 +7538,7 @@
 </file>
 
 <file path=word/header1.xml><?xml version="1.0" encoding="utf-8"?>
-<w:hdr xmlns:wpc="http://schemas.microsoft.com/office/word/2010/wordprocessingCanvas" xmlns:cx="http://schemas.microsoft.com/office/drawing/2014/chartex" xmlns:mc="http://schemas.openxmlformats.org/markup-compatibility/2006" xmlns:o="urn:schemas-microsoft-com:office:office" xmlns:r="http://schemas.openxmlformats.org/officeDocument/2006/relationships" xmlns:m="http://schemas.openxmlformats.org/officeDocument/2006/math" xmlns:v="urn:schemas-microsoft-com:vml" xmlns:wp14="http://schemas.microsoft.com/office/word/2010/wordprocessingDrawing" xmlns:wp="http://schemas.openxmlformats.org/drawingml/2006/wordprocessingDrawing" xmlns:w10="urn:schemas-microsoft-com:office:word" xmlns:w="http://schemas.openxmlformats.org/wordprocessingml/2006/main" xmlns:w14="http://schemas.microsoft.com/office/word/2010/wordml" xmlns:w15="http://schemas.microsoft.com/office/word/2012/wordml" xmlns:w16se="http://schemas.microsoft.com/office/word/2015/wordml/symex" xmlns:wpg="http://schemas.microsoft.com/office/word/2010/wordprocessingGroup" xmlns:wpi="http://schemas.microsoft.com/office/word/2010/wordprocessingInk" xmlns:wne="http://schemas.microsoft.com/office/word/2006/wordml" xmlns:wps="http://schemas.microsoft.com/office/word/2010/wordprocessingShape" mc:Ignorable="w14 w15 w16se wp14">
+<w:hdr xmlns:wpc="http://schemas.microsoft.com/office/word/2010/wordprocessingCanvas" xmlns:cx="http://schemas.microsoft.com/office/drawing/2014/chartex" xmlns:cx1="http://schemas.microsoft.com/office/drawing/2015/9/8/chartex" xmlns:cx2="http://schemas.microsoft.com/office/drawing/2015/10/21/chartex" xmlns:cx3="http://schemas.microsoft.com/office/drawing/2016/5/9/chartex" xmlns:cx4="http://schemas.microsoft.com/office/drawing/2016/5/10/chartex" xmlns:cx5="http://schemas.microsoft.com/office/drawing/2016/5/11/chartex" xmlns:cx6="http://schemas.microsoft.com/office/drawing/2016/5/12/chartex" xmlns:cx7="http://schemas.microsoft.com/office/drawing/2016/5/13/chartex" xmlns:cx8="http://schemas.microsoft.com/office/drawing/2016/5/14/chartex" xmlns:mc="http://schemas.openxmlformats.org/markup-compatibility/2006" xmlns:aink="http://schemas.microsoft.com/office/drawing/2016/ink" xmlns:am3d="http://schemas.microsoft.com/office/drawing/2017/model3d" xmlns:o="urn:schemas-microsoft-com:office:office" xmlns:oel="http://schemas.microsoft.com/office/2019/extlst" xmlns:r="http://schemas.openxmlformats.org/officeDocument/2006/relationships" xmlns:m="http://schemas.openxmlformats.org/officeDocument/2006/math" xmlns:v="urn:schemas-microsoft-com:vml" xmlns:wp14="http://schemas.microsoft.com/office/word/2010/wordprocessingDrawing" xmlns:wp="http://schemas.openxmlformats.org/drawingml/2006/wordprocessingDrawing" xmlns:w10="urn:schemas-microsoft-com:office:word" xmlns:w="http://schemas.openxmlformats.org/wordprocessingml/2006/main" xmlns:w14="http://schemas.microsoft.com/office/word/2010/wordml" xmlns:w15="http://schemas.microsoft.com/office/word/2012/wordml" xmlns:w16cex="http://schemas.microsoft.com/office/word/2018/wordml/cex" xmlns:w16cid="http://schemas.microsoft.com/office/word/2016/wordml/cid" xmlns:w16="http://schemas.microsoft.com/office/word/2018/wordml" xmlns:w16sdtdh="http://schemas.microsoft.com/office/word/2020/wordml/sdtdatahash" xmlns:w16se="http://schemas.microsoft.com/office/word/2015/wordml/symex" xmlns:wpg="http://schemas.microsoft.com/office/word/2010/wordprocessingGroup" xmlns:wpi="http://schemas.microsoft.com/office/word/2010/wordprocessingInk" xmlns:wne="http://schemas.microsoft.com/office/word/2006/wordml" xmlns:wps="http://schemas.microsoft.com/office/word/2010/wordprocessingShape" mc:Ignorable="w14 w15 w16se w16cid w16 w16cex w16sdtdh wp14">
   <w:p>
     <w:pPr>
       <w:pBdr>
@@ -7955,7 +7582,7 @@
 </file>
 
 <file path=word/header2.xml><?xml version="1.0" encoding="utf-8"?>
-<w:hdr xmlns:wpc="http://schemas.microsoft.com/office/word/2010/wordprocessingCanvas" xmlns:cx="http://schemas.microsoft.com/office/drawing/2014/chartex" xmlns:mc="http://schemas.openxmlformats.org/markup-compatibility/2006" xmlns:o="urn:schemas-microsoft-com:office:office" xmlns:r="http://schemas.openxmlformats.org/officeDocument/2006/relationships" xmlns:m="http://schemas.openxmlformats.org/officeDocument/2006/math" xmlns:v="urn:schemas-microsoft-com:vml" xmlns:wp14="http://schemas.microsoft.com/office/word/2010/wordprocessingDrawing" xmlns:wp="http://schemas.openxmlformats.org/drawingml/2006/wordprocessingDrawing" xmlns:w10="urn:schemas-microsoft-com:office:word" xmlns:w="http://schemas.openxmlformats.org/wordprocessingml/2006/main" xmlns:w14="http://schemas.microsoft.com/office/word/2010/wordml" xmlns:w15="http://schemas.microsoft.com/office/word/2012/wordml" xmlns:w16se="http://schemas.microsoft.com/office/word/2015/wordml/symex" xmlns:wpg="http://schemas.microsoft.com/office/word/2010/wordprocessingGroup" xmlns:wpi="http://schemas.microsoft.com/office/word/2010/wordprocessingInk" xmlns:wne="http://schemas.microsoft.com/office/word/2006/wordml" xmlns:wps="http://schemas.microsoft.com/office/word/2010/wordprocessingShape" mc:Ignorable="w14 w15 w16se wp14">
+<w:hdr xmlns:wpc="http://schemas.microsoft.com/office/word/2010/wordprocessingCanvas" xmlns:cx="http://schemas.microsoft.com/office/drawing/2014/chartex" xmlns:cx1="http://schemas.microsoft.com/office/drawing/2015/9/8/chartex" xmlns:cx2="http://schemas.microsoft.com/office/drawing/2015/10/21/chartex" xmlns:cx3="http://schemas.microsoft.com/office/drawing/2016/5/9/chartex" xmlns:cx4="http://schemas.microsoft.com/office/drawing/2016/5/10/chartex" xmlns:cx5="http://schemas.microsoft.com/office/drawing/2016/5/11/chartex" xmlns:cx6="http://schemas.microsoft.com/office/drawing/2016/5/12/chartex" xmlns:cx7="http://schemas.microsoft.com/office/drawing/2016/5/13/chartex" xmlns:cx8="http://schemas.microsoft.com/office/drawing/2016/5/14/chartex" xmlns:mc="http://schemas.openxmlformats.org/markup-compatibility/2006" xmlns:aink="http://schemas.microsoft.com/office/drawing/2016/ink" xmlns:am3d="http://schemas.microsoft.com/office/drawing/2017/model3d" xmlns:o="urn:schemas-microsoft-com:office:office" xmlns:oel="http://schemas.microsoft.com/office/2019/extlst" xmlns:r="http://schemas.openxmlformats.org/officeDocument/2006/relationships" xmlns:m="http://schemas.openxmlformats.org/officeDocument/2006/math" xmlns:v="urn:schemas-microsoft-com:vml" xmlns:wp14="http://schemas.microsoft.com/office/word/2010/wordprocessingDrawing" xmlns:wp="http://schemas.openxmlformats.org/drawingml/2006/wordprocessingDrawing" xmlns:w10="urn:schemas-microsoft-com:office:word" xmlns:w="http://schemas.openxmlformats.org/wordprocessingml/2006/main" xmlns:w14="http://schemas.microsoft.com/office/word/2010/wordml" xmlns:w15="http://schemas.microsoft.com/office/word/2012/wordml" xmlns:w16cex="http://schemas.microsoft.com/office/word/2018/wordml/cex" xmlns:w16cid="http://schemas.microsoft.com/office/word/2016/wordml/cid" xmlns:w16="http://schemas.microsoft.com/office/word/2018/wordml" xmlns:w16sdtdh="http://schemas.microsoft.com/office/word/2020/wordml/sdtdatahash" xmlns:w16se="http://schemas.microsoft.com/office/word/2015/wordml/symex" xmlns:wpg="http://schemas.microsoft.com/office/word/2010/wordprocessingGroup" xmlns:wpi="http://schemas.microsoft.com/office/word/2010/wordprocessingInk" xmlns:wne="http://schemas.microsoft.com/office/word/2006/wordml" xmlns:wps="http://schemas.microsoft.com/office/word/2010/wordprocessingShape" mc:Ignorable="w14 w15 w16se w16cid w16 w16cex w16sdtdh wp14">
   <w:p>
     <w:pPr>
       <w:spacing w:after="0" w:line="240" w:lineRule="auto"/>
@@ -8041,7 +7668,7 @@
 </file>
 
 <file path=word/numbering.xml><?xml version="1.0" encoding="utf-8"?>
-<w:numbering xmlns:wpc="http://schemas.microsoft.com/office/word/2010/wordprocessingCanvas" xmlns:cx="http://schemas.microsoft.com/office/drawing/2014/chartex" xmlns:mc="http://schemas.openxmlformats.org/markup-compatibility/2006" xmlns:o="urn:schemas-microsoft-com:office:office" xmlns:r="http://schemas.openxmlformats.org/officeDocument/2006/relationships" xmlns:m="http://schemas.openxmlformats.org/officeDocument/2006/math" xmlns:v="urn:schemas-microsoft-com:vml" xmlns:wp14="http://schemas.microsoft.com/office/word/2010/wordprocessingDrawing" xmlns:wp="http://schemas.openxmlformats.org/drawingml/2006/wordprocessingDrawing" xmlns:w10="urn:schemas-microsoft-com:office:word" xmlns:w="http://schemas.openxmlformats.org/wordprocessingml/2006/main" xmlns:w14="http://schemas.microsoft.com/office/word/2010/wordml" xmlns:w15="http://schemas.microsoft.com/office/word/2012/wordml" xmlns:w16se="http://schemas.microsoft.com/office/word/2015/wordml/symex" xmlns:wpg="http://schemas.microsoft.com/office/word/2010/wordprocessingGroup" xmlns:wpi="http://schemas.microsoft.com/office/word/2010/wordprocessingInk" xmlns:wne="http://schemas.microsoft.com/office/word/2006/wordml" xmlns:wps="http://schemas.microsoft.com/office/word/2010/wordprocessingShape" mc:Ignorable="w14 w15 w16se wp14">
+<w:numbering xmlns:wpc="http://schemas.microsoft.com/office/word/2010/wordprocessingCanvas" xmlns:cx="http://schemas.microsoft.com/office/drawing/2014/chartex" xmlns:cx1="http://schemas.microsoft.com/office/drawing/2015/9/8/chartex" xmlns:cx2="http://schemas.microsoft.com/office/drawing/2015/10/21/chartex" xmlns:cx3="http://schemas.microsoft.com/office/drawing/2016/5/9/chartex" xmlns:cx4="http://schemas.microsoft.com/office/drawing/2016/5/10/chartex" xmlns:cx5="http://schemas.microsoft.com/office/drawing/2016/5/11/chartex" xmlns:cx6="http://schemas.microsoft.com/office/drawing/2016/5/12/chartex" xmlns:cx7="http://schemas.microsoft.com/office/drawing/2016/5/13/chartex" xmlns:cx8="http://schemas.microsoft.com/office/drawing/2016/5/14/chartex" xmlns:mc="http://schemas.openxmlformats.org/markup-compatibility/2006" xmlns:aink="http://schemas.microsoft.com/office/drawing/2016/ink" xmlns:am3d="http://schemas.microsoft.com/office/drawing/2017/model3d" xmlns:o="urn:schemas-microsoft-com:office:office" xmlns:oel="http://schemas.microsoft.com/office/2019/extlst" xmlns:r="http://schemas.openxmlformats.org/officeDocument/2006/relationships" xmlns:m="http://schemas.openxmlformats.org/officeDocument/2006/math" xmlns:v="urn:schemas-microsoft-com:vml" xmlns:wp14="http://schemas.microsoft.com/office/word/2010/wordprocessingDrawing" xmlns:wp="http://schemas.openxmlformats.org/drawingml/2006/wordprocessingDrawing" xmlns:w10="urn:schemas-microsoft-com:office:word" xmlns:w="http://schemas.openxmlformats.org/wordprocessingml/2006/main" xmlns:w14="http://schemas.microsoft.com/office/word/2010/wordml" xmlns:w15="http://schemas.microsoft.com/office/word/2012/wordml" xmlns:w16cex="http://schemas.microsoft.com/office/word/2018/wordml/cex" xmlns:w16cid="http://schemas.microsoft.com/office/word/2016/wordml/cid" xmlns:w16="http://schemas.microsoft.com/office/word/2018/wordml" xmlns:w16sdtdh="http://schemas.microsoft.com/office/word/2020/wordml/sdtdatahash" xmlns:w16se="http://schemas.microsoft.com/office/word/2015/wordml/symex" xmlns:wpg="http://schemas.microsoft.com/office/word/2010/wordprocessingGroup" xmlns:wpi="http://schemas.microsoft.com/office/word/2010/wordprocessingInk" xmlns:wne="http://schemas.microsoft.com/office/word/2006/wordml" xmlns:wps="http://schemas.microsoft.com/office/word/2010/wordprocessingShape" mc:Ignorable="w14 w15 w16se w16cid w16 w16cex w16sdtdh wp14">
   <w:abstractNum w:abstractNumId="0" w15:restartNumberingAfterBreak="0">
     <w:nsid w:val="132A59FD"/>
     <w:multiLevelType w:val="hybridMultilevel"/>
@@ -8513,19 +8140,19 @@
       </w:pPr>
     </w:lvl>
   </w:abstractNum>
-  <w:num w:numId="1">
+  <w:num w:numId="1" w16cid:durableId="1270697510">
     <w:abstractNumId w:val="1"/>
   </w:num>
-  <w:num w:numId="2">
+  <w:num w:numId="2" w16cid:durableId="1559781709">
     <w:abstractNumId w:val="2"/>
   </w:num>
-  <w:num w:numId="3">
+  <w:num w:numId="3" w16cid:durableId="1478721018">
     <w:abstractNumId w:val="0"/>
   </w:num>
-  <w:num w:numId="4">
+  <w:num w:numId="4" w16cid:durableId="2013410618">
     <w:abstractNumId w:val="4"/>
   </w:num>
-  <w:num w:numId="5">
+  <w:num w:numId="5" w16cid:durableId="1178081737">
     <w:abstractNumId w:val="3"/>
   </w:num>
   <w:numIdMacAtCleanup w:val="5"/>
@@ -8533,7 +8160,7 @@
 </file>
 
 <file path=word/styles.xml><?xml version="1.0" encoding="utf-8"?>
-<w:styles xmlns:mc="http://schemas.openxmlformats.org/markup-compatibility/2006" xmlns:r="http://schemas.openxmlformats.org/officeDocument/2006/relationships" xmlns:w="http://schemas.openxmlformats.org/wordprocessingml/2006/main" xmlns:w14="http://schemas.microsoft.com/office/word/2010/wordml" xmlns:w15="http://schemas.microsoft.com/office/word/2012/wordml" xmlns:w16se="http://schemas.microsoft.com/office/word/2015/wordml/symex" mc:Ignorable="w14 w15 w16se">
+<w:styles xmlns:mc="http://schemas.openxmlformats.org/markup-compatibility/2006" xmlns:r="http://schemas.openxmlformats.org/officeDocument/2006/relationships" xmlns:w="http://schemas.openxmlformats.org/wordprocessingml/2006/main" xmlns:w14="http://schemas.microsoft.com/office/word/2010/wordml" xmlns:w15="http://schemas.microsoft.com/office/word/2012/wordml" xmlns:w16cex="http://schemas.microsoft.com/office/word/2018/wordml/cex" xmlns:w16cid="http://schemas.microsoft.com/office/word/2016/wordml/cid" xmlns:w16="http://schemas.microsoft.com/office/word/2018/wordml" xmlns:w16sdtdh="http://schemas.microsoft.com/office/word/2020/wordml/sdtdatahash" xmlns:w16se="http://schemas.microsoft.com/office/word/2015/wordml/symex" mc:Ignorable="w14 w15 w16se w16cid w16 w16cex w16sdtdh">
   <w:docDefaults>
     <w:rPrDefault>
       <w:rPr>
@@ -8549,7 +8176,7 @@
       </w:pPr>
     </w:pPrDefault>
   </w:docDefaults>
-  <w:latentStyles w:defLockedState="0" w:defUIPriority="99" w:defSemiHidden="0" w:defUnhideWhenUsed="0" w:defQFormat="0" w:count="371">
+  <w:latentStyles w:defLockedState="0" w:defUIPriority="99" w:defSemiHidden="0" w:defUnhideWhenUsed="0" w:defQFormat="0" w:count="376">
     <w:lsdException w:name="Normal" w:uiPriority="0" w:qFormat="1"/>
     <w:lsdException w:name="heading 1" w:uiPriority="0" w:qFormat="1"/>
     <w:lsdException w:name="heading 2" w:semiHidden="1" w:uiPriority="9" w:unhideWhenUsed="1" w:qFormat="1"/>
@@ -8921,6 +8548,11 @@
     <w:lsdException w:name="List Table 5 Dark Accent 6" w:uiPriority="50"/>
     <w:lsdException w:name="List Table 6 Colorful Accent 6" w:uiPriority="51"/>
     <w:lsdException w:name="List Table 7 Colorful Accent 6" w:uiPriority="52"/>
+    <w:lsdException w:name="Mention" w:semiHidden="1" w:unhideWhenUsed="1"/>
+    <w:lsdException w:name="Smart Hyperlink" w:semiHidden="1" w:unhideWhenUsed="1"/>
+    <w:lsdException w:name="Hashtag" w:semiHidden="1" w:unhideWhenUsed="1"/>
+    <w:lsdException w:name="Unresolved Mention" w:semiHidden="1" w:unhideWhenUsed="1"/>
+    <w:lsdException w:name="Smart Link" w:semiHidden="1" w:unhideWhenUsed="1"/>
   </w:latentStyles>
   <w:style w:type="paragraph" w:default="1" w:styleId="a0">
     <w:name w:val="Normal"/>
@@ -9561,6 +9193,18 @@
       <w:lang w:eastAsia="ru-RU"/>
     </w:rPr>
   </w:style>
+  <w:style w:type="character" w:styleId="aff1">
+    <w:name w:val="Unresolved Mention"/>
+    <w:basedOn w:val="a1"/>
+    <w:uiPriority w:val="99"/>
+    <w:semiHidden/>
+    <w:unhideWhenUsed/>
+    <w:rsid w:val="00990F31"/>
+    <w:rPr>
+      <w:color w:val="605E5C"/>
+      <w:shd w:val="clear" w:color="auto" w:fill="E1DFDD"/>
+    </w:rPr>
+  </w:style>
 </w:styles>
 </file>
 
